--- a/public/2026/seq06/FICHE_S6-A03_Capteurs_4eme.docx
+++ b/public/2026/seq06/FICHE_S6-A03_Capteurs_4eme.docx
@@ -279,7 +279,7 @@
     </w:tbl>
     <w:p>
       <w:pPr>
-        <w:spacing w:after="60"/>
+        <w:spacing w:after="96"/>
       </w:pPr>
     </w:p>
     <w:tbl>
@@ -329,8 +329,8 @@
                 <w:bCs/>
                 <w:i w:val="false"/>
                 <w:iCs w:val="false"/>
-                <w:sz w:val="16"/>
-                <w:szCs w:val="16"/>
+                <w:sz w:val="24"/>
+                <w:szCs w:val="24"/>
               </w:rPr>
               <w:t xml:space="preserve">Nom : </w:t>
             </w:r>
@@ -341,10 +341,10 @@
                 <w:bCs w:val="false"/>
                 <w:i w:val="false"/>
                 <w:iCs w:val="false"/>
-                <w:sz w:val="16"/>
-                <w:szCs w:val="16"/>
-              </w:rPr>
-              <w:t xml:space="preserve">....................................</w:t>
+                <w:sz w:val="24"/>
+                <w:szCs w:val="24"/>
+              </w:rPr>
+              <w:t xml:space="preserve">...................</w:t>
             </w:r>
           </w:p>
         </w:tc>
@@ -376,8 +376,8 @@
                 <w:bCs/>
                 <w:i w:val="false"/>
                 <w:iCs w:val="false"/>
-                <w:sz w:val="16"/>
-                <w:szCs w:val="16"/>
+                <w:sz w:val="24"/>
+                <w:szCs w:val="24"/>
               </w:rPr>
               <w:t xml:space="preserve">Prénom : </w:t>
             </w:r>
@@ -388,10 +388,10 @@
                 <w:bCs w:val="false"/>
                 <w:i w:val="false"/>
                 <w:iCs w:val="false"/>
-                <w:sz w:val="16"/>
-                <w:szCs w:val="16"/>
-              </w:rPr>
-              <w:t xml:space="preserve">...............................</w:t>
+                <w:sz w:val="24"/>
+                <w:szCs w:val="24"/>
+              </w:rPr>
+              <w:t xml:space="preserve">................</w:t>
             </w:r>
           </w:p>
         </w:tc>
@@ -423,8 +423,8 @@
                 <w:bCs/>
                 <w:i w:val="false"/>
                 <w:iCs w:val="false"/>
-                <w:sz w:val="16"/>
-                <w:szCs w:val="16"/>
+                <w:sz w:val="24"/>
+                <w:szCs w:val="24"/>
               </w:rPr>
               <w:t xml:space="preserve">Classe : </w:t>
             </w:r>
@@ -435,10 +435,10 @@
                 <w:bCs w:val="false"/>
                 <w:i w:val="false"/>
                 <w:iCs w:val="false"/>
-                <w:sz w:val="16"/>
-                <w:szCs w:val="16"/>
-              </w:rPr>
-              <w:t xml:space="preserve">..........</w:t>
+                <w:sz w:val="24"/>
+                <w:szCs w:val="24"/>
+              </w:rPr>
+              <w:t xml:space="preserve">......</w:t>
             </w:r>
           </w:p>
         </w:tc>
@@ -470,8 +470,8 @@
                 <w:bCs/>
                 <w:i w:val="false"/>
                 <w:iCs w:val="false"/>
-                <w:sz w:val="16"/>
-                <w:szCs w:val="16"/>
+                <w:sz w:val="24"/>
+                <w:szCs w:val="24"/>
               </w:rPr>
               <w:t xml:space="preserve">Maison : </w:t>
             </w:r>
@@ -482,10 +482,10 @@
                 <w:bCs w:val="false"/>
                 <w:i w:val="false"/>
                 <w:iCs w:val="false"/>
-                <w:sz w:val="16"/>
-                <w:szCs w:val="16"/>
-              </w:rPr>
-              <w:t xml:space="preserve">................</w:t>
+                <w:sz w:val="24"/>
+                <w:szCs w:val="24"/>
+              </w:rPr>
+              <w:t xml:space="preserve">......</w:t>
             </w:r>
           </w:p>
         </w:tc>
@@ -493,7 +493,7 @@
     </w:tbl>
     <w:p>
       <w:pPr>
-        <w:spacing w:after="80"/>
+        <w:spacing w:after="128"/>
       </w:pPr>
     </w:p>
     <w:tbl>
@@ -542,8 +542,8 @@
                 <w:bCs/>
                 <w:i w:val="false"/>
                 <w:iCs w:val="false"/>
-                <w:sz w:val="24"/>
-                <w:szCs w:val="24"/>
+                <w:sz w:val="32"/>
+                <w:szCs w:val="32"/>
               </w:rPr>
               <w:t xml:space="preserve">CAPTEURS : ÉVITER UN OBSTACLE, SUIVRE UNE LIGNE</w:t>
             </w:r>
@@ -553,7 +553,7 @@
     </w:tbl>
     <w:p>
       <w:pPr>
-        <w:spacing w:after="80"/>
+        <w:spacing w:after="128"/>
       </w:pPr>
     </w:p>
     <w:tbl>
@@ -591,7 +591,7 @@
           </w:tcPr>
           <w:p>
             <w:pPr>
-              <w:spacing w:after="30"/>
+              <w:spacing w:after="48"/>
             </w:pPr>
             <w:r>
               <w:rPr>
@@ -600,8 +600,8 @@
                 <w:bCs w:val="false"/>
                 <w:i w:val="false"/>
                 <w:iCs w:val="false"/>
-                <w:sz w:val="18"/>
-                <w:szCs w:val="18"/>
+                <w:sz w:val="26"/>
+                <w:szCs w:val="26"/>
               </w:rPr>
               <w:t xml:space="preserve">Ton robot roule droit… dans le mur. Il lui manque l'essentiel : DÉCIDER en fonction de ce qu'il perçoit. La structure « SI … ALORS … SINON » va lui donner un début d'intelligence.</w:t>
             </w:r>
@@ -617,8 +617,8 @@
                 <w:bCs/>
                 <w:i/>
                 <w:iCs/>
-                <w:sz w:val="18"/>
-                <w:szCs w:val="18"/>
+                <w:sz w:val="26"/>
+                <w:szCs w:val="26"/>
               </w:rPr>
               <w:t xml:space="preserve">PROBLÉMATIQUE : Comment un robot peut-il adapter son comportement à ce que mesurent ses capteurs ?</w:t>
             </w:r>
@@ -628,7 +628,7 @@
     </w:tbl>
     <w:p>
       <w:pPr>
-        <w:spacing w:after="80"/>
+        <w:spacing w:after="128"/>
       </w:pPr>
     </w:p>
     <w:tbl>
@@ -676,8 +676,8 @@
                 <w:bCs/>
                 <w:i w:val="false"/>
                 <w:iCs w:val="false"/>
-                <w:sz w:val="20"/>
-                <w:szCs w:val="20"/>
+                <w:sz w:val="28"/>
+                <w:szCs w:val="28"/>
               </w:rPr>
               <w:t xml:space="preserve">PARTIE 1 — La structure conditionnelle SI / SINON</w:t>
             </w:r>
@@ -687,12 +687,12 @@
     </w:tbl>
     <w:p>
       <w:pPr>
-        <w:spacing w:after="40"/>
+        <w:spacing w:after="64"/>
       </w:pPr>
     </w:p>
     <w:p>
       <w:pPr>
-        <w:spacing w:after="60"/>
+        <w:spacing w:after="96"/>
       </w:pPr>
       <w:r>
         <w:rPr>
@@ -701,8 +701,8 @@
           <w:bCs/>
           <w:i w:val="false"/>
           <w:iCs w:val="false"/>
-          <w:sz w:val="18"/>
-          <w:szCs w:val="18"/>
+          <w:sz w:val="26"/>
+          <w:szCs w:val="26"/>
         </w:rPr>
         <w:t xml:space="preserve">➤ </w:t>
       </w:r>
@@ -713,15 +713,15 @@
           <w:bCs w:val="false"/>
           <w:i w:val="false"/>
           <w:iCs w:val="false"/>
-          <w:sz w:val="18"/>
-          <w:szCs w:val="18"/>
+          <w:sz w:val="26"/>
+          <w:szCs w:val="26"/>
         </w:rPr>
         <w:t xml:space="preserve">Complète l'algorithme de l'évitement :</w:t>
       </w:r>
     </w:p>
     <w:p>
       <w:pPr>
-        <w:spacing w:after="50"/>
+        <w:spacing w:after="80"/>
         <w:jc w:val="center"/>
       </w:pPr>
       <w:r>
@@ -731,10 +731,10 @@
           <w:bCs/>
           <w:i w:val="false"/>
           <w:iCs w:val="false"/>
-          <w:sz w:val="16"/>
-          <w:szCs w:val="16"/>
+          <w:sz w:val="24"/>
+          <w:szCs w:val="24"/>
         </w:rPr>
-        <w:t xml:space="preserve">RÉPÉTER INDÉFINIMENT :  SI distance mesurée &lt; ...... cm  ALORS [ reculer 0,5 s ; tourner à ...................... ]  SINON [ ...................... ]</w:t>
+        <w:t xml:space="preserve">RÉPÉTER INDÉFINIMENT :  SI distance mesurée &lt; ...... cm  ALORS [ reculer 0,5 s ; tourner à .......... ]  SINON [ .......... ]</w:t>
       </w:r>
     </w:p>
     <w:tbl>
@@ -772,7 +772,7 @@
           </w:tcPr>
           <w:p>
             <w:pPr>
-              <w:spacing w:after="40"/>
+              <w:spacing w:after="64"/>
             </w:pPr>
             <w:r>
               <w:rPr>
@@ -781,15 +781,15 @@
                 <w:bCs/>
                 <w:i w:val="false"/>
                 <w:iCs w:val="false"/>
-                <w:sz w:val="18"/>
-                <w:szCs w:val="18"/>
+                <w:sz w:val="26"/>
+                <w:szCs w:val="26"/>
               </w:rPr>
               <w:t xml:space="preserve">DÉFINITION — CAPTEUR À ULTRASONS — comment mesure-t-il la distance ? (à compléter ensemble)</w:t>
             </w:r>
           </w:p>
           <w:p>
             <w:pPr>
-              <w:spacing w:after="50"/>
+              <w:spacing w:after="80"/>
             </w:pPr>
             <w:r>
               <w:rPr>
@@ -798,15 +798,15 @@
                 <w:bCs w:val="false"/>
                 <w:i w:val="false"/>
                 <w:iCs w:val="false"/>
-                <w:sz w:val="16"/>
-                <w:szCs w:val="16"/>
-              </w:rPr>
-              <w:t xml:space="preserve">................................................................................................................</w:t>
-            </w:r>
-          </w:p>
-          <w:p>
-            <w:pPr>
-              <w:spacing w:after="50"/>
+                <w:sz w:val="24"/>
+                <w:szCs w:val="24"/>
+              </w:rPr>
+              <w:t xml:space="preserve">.........................................................................</w:t>
+            </w:r>
+          </w:p>
+          <w:p>
+            <w:pPr>
+              <w:spacing w:after="80"/>
             </w:pPr>
             <w:r>
               <w:rPr>
@@ -815,10 +815,10 @@
                 <w:bCs w:val="false"/>
                 <w:i w:val="false"/>
                 <w:iCs w:val="false"/>
-                <w:sz w:val="16"/>
-                <w:szCs w:val="16"/>
-              </w:rPr>
-              <w:t xml:space="preserve">................................................................................................................</w:t>
+                <w:sz w:val="24"/>
+                <w:szCs w:val="24"/>
+              </w:rPr>
+              <w:t xml:space="preserve">.........................................................................</w:t>
             </w:r>
           </w:p>
         </w:tc>
@@ -826,7 +826,7 @@
     </w:tbl>
     <w:p>
       <w:pPr>
-        <w:spacing w:after="50"/>
+        <w:spacing w:after="80"/>
       </w:pPr>
     </w:p>
     <w:tbl>
@@ -874,8 +874,8 @@
                 <w:bCs/>
                 <w:i w:val="false"/>
                 <w:iCs w:val="false"/>
-                <w:sz w:val="20"/>
-                <w:szCs w:val="20"/>
+                <w:sz w:val="28"/>
+                <w:szCs w:val="28"/>
               </w:rPr>
               <w:t xml:space="preserve">PARTIE 2 — Atelier 1 : l'évitement d'obstacle  (rotation d'ateliers)</w:t>
             </w:r>
@@ -885,7 +885,7 @@
     </w:tbl>
     <w:p>
       <w:pPr>
-        <w:spacing w:after="40"/>
+        <w:spacing w:after="64"/>
       </w:pPr>
     </w:p>
     <w:tbl>
@@ -934,8 +934,8 @@
                 <w:bCs/>
                 <w:i w:val="false"/>
                 <w:iCs w:val="false"/>
-                <w:sz w:val="16"/>
-                <w:szCs w:val="16"/>
+                <w:sz w:val="24"/>
+                <w:szCs w:val="24"/>
               </w:rPr>
               <w:t xml:space="preserve">Fait</w:t>
             </w:r>
@@ -970,8 +970,8 @@
                 <w:bCs/>
                 <w:i w:val="false"/>
                 <w:iCs w:val="false"/>
-                <w:sz w:val="16"/>
-                <w:szCs w:val="16"/>
+                <w:sz w:val="24"/>
+                <w:szCs w:val="24"/>
               </w:rPr>
               <w:t xml:space="preserve">Étape</w:t>
             </w:r>
@@ -1007,8 +1007,8 @@
                 <w:bCs w:val="false"/>
                 <w:i w:val="false"/>
                 <w:iCs w:val="false"/>
-                <w:sz w:val="16"/>
-                <w:szCs w:val="16"/>
+                <w:sz w:val="24"/>
+                <w:szCs w:val="24"/>
               </w:rPr>
               <w:t xml:space="preserve">☐ 1</w:t>
             </w:r>
@@ -1042,8 +1042,8 @@
                 <w:bCs w:val="false"/>
                 <w:i w:val="false"/>
                 <w:iCs w:val="false"/>
-                <w:sz w:val="16"/>
-                <w:szCs w:val="16"/>
+                <w:sz w:val="24"/>
+                <w:szCs w:val="24"/>
               </w:rPr>
               <w:t xml:space="preserve">Construis le programme : répéter indéfiniment → si (distance ultrasons &lt; 10) alors [reculer, tourner] sinon [avancer 50 %].</w:t>
             </w:r>
@@ -1079,8 +1079,8 @@
                 <w:bCs w:val="false"/>
                 <w:i w:val="false"/>
                 <w:iCs w:val="false"/>
-                <w:sz w:val="16"/>
-                <w:szCs w:val="16"/>
+                <w:sz w:val="24"/>
+                <w:szCs w:val="24"/>
               </w:rPr>
               <w:t xml:space="preserve">☐ 2</w:t>
             </w:r>
@@ -1114,8 +1114,8 @@
                 <w:bCs w:val="false"/>
                 <w:i w:val="false"/>
                 <w:iCs w:val="false"/>
-                <w:sz w:val="16"/>
-                <w:szCs w:val="16"/>
+                <w:sz w:val="24"/>
+                <w:szCs w:val="24"/>
               </w:rPr>
               <w:t xml:space="preserve">Téléverse. Pose le robot face à un mur à 50 cm : il doit éviter SEUL.</w:t>
             </w:r>
@@ -1151,8 +1151,8 @@
                 <w:bCs w:val="false"/>
                 <w:i w:val="false"/>
                 <w:iCs w:val="false"/>
-                <w:sz w:val="16"/>
-                <w:szCs w:val="16"/>
+                <w:sz w:val="24"/>
+                <w:szCs w:val="24"/>
               </w:rPr>
               <w:t xml:space="preserve">☐ 3</w:t>
             </w:r>
@@ -1186,10 +1186,10 @@
                 <w:bCs w:val="false"/>
                 <w:i w:val="false"/>
                 <w:iCs w:val="false"/>
-                <w:sz w:val="16"/>
-                <w:szCs w:val="16"/>
-              </w:rPr>
-              <w:t xml:space="preserve">Test des limites : approche ta main par surprise — réagit-il ? Note la distance de réaction réelle : ............ cm.</w:t>
+                <w:sz w:val="24"/>
+                <w:szCs w:val="24"/>
+              </w:rPr>
+              <w:t xml:space="preserve">Test des limites : approche ta main par surprise — réagit-il ? Note la distance de réaction réelle : ...... cm.</w:t>
             </w:r>
           </w:p>
         </w:tc>
@@ -1197,7 +1197,7 @@
     </w:tbl>
     <w:p>
       <w:pPr>
-        <w:spacing w:after="50"/>
+        <w:spacing w:after="80"/>
       </w:pPr>
     </w:p>
     <w:tbl>
@@ -1245,8 +1245,8 @@
                 <w:bCs/>
                 <w:i w:val="false"/>
                 <w:iCs w:val="false"/>
-                <w:sz w:val="20"/>
-                <w:szCs w:val="20"/>
+                <w:sz w:val="28"/>
+                <w:szCs w:val="28"/>
               </w:rPr>
               <w:t xml:space="preserve">PARTIE 3 — Atelier 2 : le suiveur de ligne</w:t>
             </w:r>
@@ -1256,12 +1256,12 @@
     </w:tbl>
     <w:p>
       <w:pPr>
-        <w:spacing w:after="40"/>
+        <w:spacing w:after="64"/>
       </w:pPr>
     </w:p>
     <w:p>
       <w:pPr>
-        <w:spacing w:after="60"/>
+        <w:spacing w:after="96"/>
       </w:pPr>
       <w:r>
         <w:rPr>
@@ -1270,8 +1270,8 @@
           <w:bCs/>
           <w:i w:val="false"/>
           <w:iCs w:val="false"/>
-          <w:sz w:val="18"/>
-          <w:szCs w:val="18"/>
+          <w:sz w:val="26"/>
+          <w:szCs w:val="26"/>
         </w:rPr>
         <w:t xml:space="preserve">➤ </w:t>
       </w:r>
@@ -1282,15 +1282,15 @@
           <w:bCs w:val="false"/>
           <w:i w:val="false"/>
           <w:iCs w:val="false"/>
-          <w:sz w:val="18"/>
-          <w:szCs w:val="18"/>
+          <w:sz w:val="26"/>
+          <w:szCs w:val="26"/>
         </w:rPr>
         <w:t xml:space="preserve">Le capteur sous le robot « voit » noir ou blanc (infrarouge). Complète puis teste sur la piste.</w:t>
       </w:r>
     </w:p>
     <w:p>
       <w:pPr>
-        <w:spacing w:after="50"/>
+        <w:spacing w:after="80"/>
         <w:jc w:val="center"/>
       </w:pPr>
       <w:r>
@@ -1300,15 +1300,15 @@
           <w:bCs/>
           <w:i w:val="false"/>
           <w:iCs w:val="false"/>
-          <w:sz w:val="16"/>
-          <w:szCs w:val="16"/>
+          <w:sz w:val="24"/>
+          <w:szCs w:val="24"/>
         </w:rPr>
-        <w:t xml:space="preserve">SI le capteur voit la ligne ...................... ALORS avancer ; SINON tourner pour ...................... la ligne.</w:t>
+        <w:t xml:space="preserve">SI le capteur voit la ligne .......... ALORS avancer ; SINON tourner pour .......... la ligne.</w:t>
       </w:r>
     </w:p>
     <w:p>
       <w:pPr>
-        <w:spacing w:after="40"/>
+        <w:spacing w:after="64"/>
       </w:pPr>
       <w:r>
         <w:rPr>
@@ -1317,8 +1317,8 @@
           <w:bCs w:val="false"/>
           <w:i w:val="false"/>
           <w:iCs w:val="false"/>
-          <w:sz w:val="18"/>
-          <w:szCs w:val="18"/>
+          <w:sz w:val="26"/>
+          <w:szCs w:val="26"/>
         </w:rPr>
         <w:t xml:space="preserve">☐ </w:t>
       </w:r>
@@ -1329,8 +1329,8 @@
           <w:bCs w:val="false"/>
           <w:i w:val="false"/>
           <w:iCs w:val="false"/>
-          <w:sz w:val="18"/>
-          <w:szCs w:val="18"/>
+          <w:sz w:val="26"/>
+          <w:szCs w:val="26"/>
         </w:rPr>
         <w:t xml:space="preserve">Mon robot suit la piste noire sans la perdre sur un tour complet ✋   </w:t>
       </w:r>
@@ -1341,8 +1341,8 @@
           <w:bCs w:val="false"/>
           <w:i w:val="false"/>
           <w:iCs w:val="false"/>
-          <w:sz w:val="18"/>
-          <w:szCs w:val="18"/>
+          <w:sz w:val="26"/>
+          <w:szCs w:val="26"/>
         </w:rPr>
         <w:t xml:space="preserve">☐ </w:t>
       </w:r>
@@ -1353,15 +1353,15 @@
           <w:bCs w:val="false"/>
           <w:i w:val="false"/>
           <w:iCs w:val="false"/>
-          <w:sz w:val="18"/>
-          <w:szCs w:val="18"/>
+          <w:sz w:val="26"/>
+          <w:szCs w:val="26"/>
         </w:rPr>
         <w:t xml:space="preserve">Programmes enregistrés : NOM_S6A03   </w:t>
       </w:r>
     </w:p>
     <w:p>
       <w:pPr>
-        <w:spacing w:after="40"/>
+        <w:spacing w:after="64"/>
       </w:pPr>
       <w:r>
         <w:rPr>
@@ -1370,10 +1370,10 @@
           <w:bCs w:val="false"/>
           <w:i w:val="false"/>
           <w:iCs w:val="false"/>
-          <w:sz w:val="16"/>
-          <w:szCs w:val="16"/>
+          <w:sz w:val="24"/>
+          <w:szCs w:val="24"/>
         </w:rPr>
-        <w:t xml:space="preserve">3a. Évitement et suivi de ligne utilisent la MÊME structure. Laquelle ? ...................................................</w:t>
+        <w:t xml:space="preserve">3a. Évitement et suivi de ligne utilisent la MÊME structure. Laquelle ? ................................</w:t>
       </w:r>
     </w:p>
     <w:tbl>
@@ -1412,7 +1412,7 @@
           </w:tcPr>
           <w:p>
             <w:pPr>
-              <w:spacing w:after="60"/>
+              <w:spacing w:after="96"/>
             </w:pPr>
             <w:r>
               <w:rPr>
@@ -1421,15 +1421,15 @@
                 <w:bCs/>
                 <w:i w:val="false"/>
                 <w:iCs w:val="false"/>
-                <w:sz w:val="20"/>
-                <w:szCs w:val="20"/>
+                <w:sz w:val="28"/>
+                <w:szCs w:val="28"/>
               </w:rPr>
               <w:t xml:space="preserve">BILAN — Ce que je retiens</w:t>
             </w:r>
           </w:p>
           <w:p>
             <w:pPr>
-              <w:spacing w:after="60"/>
+              <w:spacing w:after="96"/>
             </w:pPr>
             <w:r>
               <w:rPr>
@@ -1438,15 +1438,15 @@
                 <w:bCs w:val="false"/>
                 <w:i w:val="false"/>
                 <w:iCs w:val="false"/>
-                <w:sz w:val="18"/>
-                <w:szCs w:val="18"/>
-              </w:rPr>
-              <w:t xml:space="preserve">La structure ...... / ALORS / SINON permet au programme de décider selon la mesure d'un ...................... .</w:t>
-            </w:r>
-          </w:p>
-          <w:p>
-            <w:pPr>
-              <w:spacing w:after="60"/>
+                <w:sz w:val="26"/>
+                <w:szCs w:val="26"/>
+              </w:rPr>
+              <w:t xml:space="preserve">La structure ...... / ALORS / SINON permet au programme de décider selon la mesure d'un .......... .</w:t>
+            </w:r>
+          </w:p>
+          <w:p>
+            <w:pPr>
+              <w:spacing w:after="96"/>
             </w:pPr>
             <w:r>
               <w:rPr>
@@ -1455,15 +1455,15 @@
                 <w:bCs w:val="false"/>
                 <w:i w:val="false"/>
                 <w:iCs w:val="false"/>
-                <w:sz w:val="18"/>
-                <w:szCs w:val="18"/>
-              </w:rPr>
-              <w:t xml:space="preserve">Le capteur à ultrasons mesure une ...................... ; le capteur du dessous distingue noir et ...................... .</w:t>
-            </w:r>
-          </w:p>
-          <w:p>
-            <w:pPr>
-              <w:spacing w:after="60"/>
+                <w:sz w:val="26"/>
+                <w:szCs w:val="26"/>
+              </w:rPr>
+              <w:t xml:space="preserve">Le capteur à ultrasons mesure une .......... ; le capteur du dessous distingue noir et .......... .</w:t>
+            </w:r>
+          </w:p>
+          <w:p>
+            <w:pPr>
+              <w:spacing w:after="96"/>
             </w:pPr>
             <w:r>
               <w:rPr>
@@ -1472,10 +1472,10 @@
                 <w:bCs w:val="false"/>
                 <w:i w:val="false"/>
                 <w:iCs w:val="false"/>
-                <w:sz w:val="18"/>
-                <w:szCs w:val="18"/>
-              </w:rPr>
-              <w:t xml:space="preserve">« Répéter indéfiniment » fait tester la condition en ...................... .</w:t>
+                <w:sz w:val="26"/>
+                <w:szCs w:val="26"/>
+              </w:rPr>
+              <w:t xml:space="preserve">« Répéter indéfiniment » fait tester la condition en .......... .</w:t>
             </w:r>
           </w:p>
         </w:tc>
@@ -1493,8 +1493,8 @@
           <w:bCs w:val="false"/>
           <w:i/>
           <w:iCs/>
-          <w:sz w:val="16"/>
-          <w:szCs w:val="16"/>
+          <w:sz w:val="24"/>
+          <w:szCs w:val="24"/>
         </w:rPr>
         <w:t xml:space="preserve">« Un capteur sans condition, c'est un œil sans cerveau. »</w:t>
       </w:r>
@@ -1647,8 +1647,8 @@
     <w:rPrDefault>
       <w:rPr>
         <w:rFonts w:ascii="Arial" w:cs="Arial" w:eastAsia="Arial" w:hAnsi="Arial"/>
-        <w:sz w:val="18"/>
-        <w:szCs w:val="18"/>
+        <w:sz w:val="24"/>
+        <w:szCs w:val="24"/>
       </w:rPr>
     </w:rPrDefault>
     <w:pPrDefault/>

--- a/public/2026/seq06/FICHE_S6-A03_Capteurs_4eme.docx
+++ b/public/2026/seq06/FICHE_S6-A03_Capteurs_4eme.docx
@@ -21,6 +21,9 @@
         <w:gridCol w:w="1200"/>
       </w:tblGrid>
       <w:tr>
+        <w:trPr>
+          <w:cantSplit/>
+        </w:trPr>
         <w:tc>
           <w:tcPr>
             <w:tcW w:type="dxa" w:w="1266"/>
@@ -210,6 +213,32 @@
               <w:t xml:space="preserve">ACTIVITÉ N°03</w:t>
             </w:r>
           </w:p>
+          <w:p>
+            <w:pPr>
+              <w:spacing w:after="0"/>
+            </w:pPr>
+            <w:r>
+              <w:rPr>
+                <w:rFonts w:ascii="Arial" w:cs="Arial" w:eastAsia="Arial" w:hAnsi="Arial"/>
+                <w:sz w:val="14"/>
+                <w:szCs w:val="14"/>
+              </w:rPr>
+              <w:t xml:space="preserve">NOM : ..............................</w:t>
+            </w:r>
+          </w:p>
+          <w:p>
+            <w:pPr>
+              <w:spacing w:after="0"/>
+            </w:pPr>
+            <w:r>
+              <w:rPr>
+                <w:rFonts w:ascii="Arial" w:cs="Arial" w:eastAsia="Arial" w:hAnsi="Arial"/>
+                <w:sz w:val="14"/>
+                <w:szCs w:val="14"/>
+              </w:rPr>
+              <w:t xml:space="preserve">PRÉNOM : .........................</w:t>
+            </w:r>
+          </w:p>
         </w:tc>
         <w:tc>
           <w:tcPr>
@@ -295,223 +324,12 @@
         </w:tblBorders>
       </w:tblPr>
       <w:tblGrid>
-        <w:gridCol w:w="2840"/>
-        <w:gridCol w:w="2840"/>
-        <w:gridCol w:w="1640"/>
-        <w:gridCol w:w="2040"/>
-      </w:tblGrid>
-      <w:tr>
-        <w:tc>
-          <w:tcPr>
-            <w:tcW w:type="dxa" w:w="2840"/>
-            <w:tcBorders>
-              <w:top w:val="single" w:color="000000" w:sz="6"/>
-              <w:left w:val="single" w:color="000000" w:sz="6"/>
-              <w:bottom w:val="single" w:color="000000" w:sz="6"/>
-              <w:right w:val="single" w:color="000000" w:sz="6"/>
-            </w:tcBorders>
-            <w:tcMar>
-              <w:top w:type="dxa" w:w="40"/>
-              <w:left w:type="dxa" w:w="80"/>
-              <w:bottom w:type="dxa" w:w="40"/>
-              <w:right w:type="dxa" w:w="80"/>
-            </w:tcMar>
-            <w:vAlign w:val="center"/>
-          </w:tcPr>
-          <w:p>
-            <w:pPr>
-              <w:spacing w:after="0"/>
-            </w:pPr>
-            <w:r>
-              <w:rPr>
-                <w:rFonts w:ascii="Arial" w:cs="Arial" w:eastAsia="Arial" w:hAnsi="Arial"/>
-                <w:b/>
-                <w:bCs/>
-                <w:i w:val="false"/>
-                <w:iCs w:val="false"/>
-                <w:sz w:val="24"/>
-                <w:szCs w:val="24"/>
-              </w:rPr>
-              <w:t xml:space="preserve">Nom : </w:t>
-            </w:r>
-            <w:r>
-              <w:rPr>
-                <w:rFonts w:ascii="Arial" w:cs="Arial" w:eastAsia="Arial" w:hAnsi="Arial"/>
-                <w:b w:val="false"/>
-                <w:bCs w:val="false"/>
-                <w:i w:val="false"/>
-                <w:iCs w:val="false"/>
-                <w:sz w:val="24"/>
-                <w:szCs w:val="24"/>
-              </w:rPr>
-              <w:t xml:space="preserve">...................</w:t>
-            </w:r>
-          </w:p>
-        </w:tc>
-        <w:tc>
-          <w:tcPr>
-            <w:tcW w:type="dxa" w:w="2840"/>
-            <w:tcBorders>
-              <w:top w:val="single" w:color="000000" w:sz="6"/>
-              <w:left w:val="single" w:color="000000" w:sz="6"/>
-              <w:bottom w:val="single" w:color="000000" w:sz="6"/>
-              <w:right w:val="single" w:color="000000" w:sz="6"/>
-            </w:tcBorders>
-            <w:tcMar>
-              <w:top w:type="dxa" w:w="40"/>
-              <w:left w:type="dxa" w:w="80"/>
-              <w:bottom w:type="dxa" w:w="40"/>
-              <w:right w:type="dxa" w:w="80"/>
-            </w:tcMar>
-            <w:vAlign w:val="center"/>
-          </w:tcPr>
-          <w:p>
-            <w:pPr>
-              <w:spacing w:after="0"/>
-            </w:pPr>
-            <w:r>
-              <w:rPr>
-                <w:rFonts w:ascii="Arial" w:cs="Arial" w:eastAsia="Arial" w:hAnsi="Arial"/>
-                <w:b/>
-                <w:bCs/>
-                <w:i w:val="false"/>
-                <w:iCs w:val="false"/>
-                <w:sz w:val="24"/>
-                <w:szCs w:val="24"/>
-              </w:rPr>
-              <w:t xml:space="preserve">Prénom : </w:t>
-            </w:r>
-            <w:r>
-              <w:rPr>
-                <w:rFonts w:ascii="Arial" w:cs="Arial" w:eastAsia="Arial" w:hAnsi="Arial"/>
-                <w:b w:val="false"/>
-                <w:bCs w:val="false"/>
-                <w:i w:val="false"/>
-                <w:iCs w:val="false"/>
-                <w:sz w:val="24"/>
-                <w:szCs w:val="24"/>
-              </w:rPr>
-              <w:t xml:space="preserve">................</w:t>
-            </w:r>
-          </w:p>
-        </w:tc>
-        <w:tc>
-          <w:tcPr>
-            <w:tcW w:type="dxa" w:w="1640"/>
-            <w:tcBorders>
-              <w:top w:val="single" w:color="000000" w:sz="6"/>
-              <w:left w:val="single" w:color="000000" w:sz="6"/>
-              <w:bottom w:val="single" w:color="000000" w:sz="6"/>
-              <w:right w:val="single" w:color="000000" w:sz="6"/>
-            </w:tcBorders>
-            <w:tcMar>
-              <w:top w:type="dxa" w:w="40"/>
-              <w:left w:type="dxa" w:w="80"/>
-              <w:bottom w:type="dxa" w:w="40"/>
-              <w:right w:type="dxa" w:w="80"/>
-            </w:tcMar>
-            <w:vAlign w:val="center"/>
-          </w:tcPr>
-          <w:p>
-            <w:pPr>
-              <w:spacing w:after="0"/>
-            </w:pPr>
-            <w:r>
-              <w:rPr>
-                <w:rFonts w:ascii="Arial" w:cs="Arial" w:eastAsia="Arial" w:hAnsi="Arial"/>
-                <w:b/>
-                <w:bCs/>
-                <w:i w:val="false"/>
-                <w:iCs w:val="false"/>
-                <w:sz w:val="24"/>
-                <w:szCs w:val="24"/>
-              </w:rPr>
-              <w:t xml:space="preserve">Classe : </w:t>
-            </w:r>
-            <w:r>
-              <w:rPr>
-                <w:rFonts w:ascii="Arial" w:cs="Arial" w:eastAsia="Arial" w:hAnsi="Arial"/>
-                <w:b w:val="false"/>
-                <w:bCs w:val="false"/>
-                <w:i w:val="false"/>
-                <w:iCs w:val="false"/>
-                <w:sz w:val="24"/>
-                <w:szCs w:val="24"/>
-              </w:rPr>
-              <w:t xml:space="preserve">......</w:t>
-            </w:r>
-          </w:p>
-        </w:tc>
-        <w:tc>
-          <w:tcPr>
-            <w:tcW w:type="dxa" w:w="2040"/>
-            <w:tcBorders>
-              <w:top w:val="single" w:color="000000" w:sz="6"/>
-              <w:left w:val="single" w:color="000000" w:sz="6"/>
-              <w:bottom w:val="single" w:color="000000" w:sz="6"/>
-              <w:right w:val="single" w:color="000000" w:sz="6"/>
-            </w:tcBorders>
-            <w:tcMar>
-              <w:top w:type="dxa" w:w="40"/>
-              <w:left w:type="dxa" w:w="80"/>
-              <w:bottom w:type="dxa" w:w="40"/>
-              <w:right w:type="dxa" w:w="80"/>
-            </w:tcMar>
-            <w:vAlign w:val="center"/>
-          </w:tcPr>
-          <w:p>
-            <w:pPr>
-              <w:spacing w:after="0"/>
-            </w:pPr>
-            <w:r>
-              <w:rPr>
-                <w:rFonts w:ascii="Arial" w:cs="Arial" w:eastAsia="Arial" w:hAnsi="Arial"/>
-                <w:b/>
-                <w:bCs/>
-                <w:i w:val="false"/>
-                <w:iCs w:val="false"/>
-                <w:sz w:val="24"/>
-                <w:szCs w:val="24"/>
-              </w:rPr>
-              <w:t xml:space="preserve">Maison : </w:t>
-            </w:r>
-            <w:r>
-              <w:rPr>
-                <w:rFonts w:ascii="Arial" w:cs="Arial" w:eastAsia="Arial" w:hAnsi="Arial"/>
-                <w:b w:val="false"/>
-                <w:bCs w:val="false"/>
-                <w:i w:val="false"/>
-                <w:iCs w:val="false"/>
-                <w:sz w:val="24"/>
-                <w:szCs w:val="24"/>
-              </w:rPr>
-              <w:t xml:space="preserve">......</w:t>
-            </w:r>
-          </w:p>
-        </w:tc>
-      </w:tr>
-    </w:tbl>
-    <w:p>
-      <w:pPr>
-        <w:spacing w:after="128"/>
-      </w:pPr>
-    </w:p>
-    <w:tbl>
-      <w:tblPr>
-        <w:tblW w:type="dxa" w:w="9360"/>
-        <w:tblBorders>
-          <w:top w:val="single" w:color="auto" w:sz="4"/>
-          <w:left w:val="single" w:color="auto" w:sz="4"/>
-          <w:bottom w:val="single" w:color="auto" w:sz="4"/>
-          <w:right w:val="single" w:color="auto" w:sz="4"/>
-          <w:insideH w:val="single" w:color="auto" w:sz="4"/>
-          <w:insideV w:val="single" w:color="auto" w:sz="4"/>
-        </w:tblBorders>
-      </w:tblPr>
-      <w:tblGrid>
         <w:gridCol w:w="9360"/>
       </w:tblGrid>
       <w:tr>
+        <w:trPr>
+          <w:cantSplit/>
+        </w:trPr>
         <w:tc>
           <w:tcPr>
             <w:tcW w:type="dxa" w:w="9360"/>
@@ -532,6 +350,8 @@
           </w:tcPr>
           <w:p>
             <w:pPr>
+              <w:keepNext/>
+              <w:keepLines/>
               <w:spacing w:after="0"/>
               <w:jc w:val="center"/>
             </w:pPr>
@@ -553,6 +373,8 @@
     </w:tbl>
     <w:p>
       <w:pPr>
+        <w:keepNext/>
+        <w:keepLines/>
         <w:spacing w:after="128"/>
       </w:pPr>
     </w:p>
@@ -572,6 +394,9 @@
         <w:gridCol w:w="9360"/>
       </w:tblGrid>
       <w:tr>
+        <w:trPr>
+          <w:cantSplit/>
+        </w:trPr>
         <w:tc>
           <w:tcPr>
             <w:tcW w:type="dxa" w:w="9360"/>
@@ -591,6 +416,8 @@
           </w:tcPr>
           <w:p>
             <w:pPr>
+              <w:keepNext/>
+              <w:keepLines/>
               <w:spacing w:after="48"/>
             </w:pPr>
             <w:r>
@@ -608,6 +435,8 @@
           </w:p>
           <w:p>
             <w:pPr>
+              <w:keepNext/>
+              <w:keepLines/>
               <w:spacing w:after="0"/>
             </w:pPr>
             <w:r>
@@ -628,8 +457,79 @@
     </w:tbl>
     <w:p>
       <w:pPr>
-        <w:spacing w:after="128"/>
-      </w:pPr>
+        <w:keepNext/>
+        <w:keepLines/>
+        <w:pBdr>
+          <w:top w:val="single" w:color="000000" w:sz="6" w:space="4"/>
+          <w:left w:val="single" w:color="000000" w:sz="6" w:space="4"/>
+          <w:bottom w:val="single" w:color="000000" w:sz="6" w:space="4"/>
+          <w:right w:val="single" w:color="000000" w:sz="6" w:space="4"/>
+        </w:pBdr>
+        <w:shd w:val="clear" w:color="auto" w:fill="D9D9D9"/>
+        <w:spacing w:before="150" w:after="130"/>
+        <w:ind w:left="0" w:right="1106"/>
+      </w:pPr>
+      <w:r>
+        <w:rPr>
+          <w:rFonts w:ascii="Arial" w:cs="Arial" w:eastAsia="Arial" w:hAnsi="Arial"/>
+          <w:b/>
+          <w:bCs/>
+          <w:i w:val="false"/>
+          <w:iCs w:val="false"/>
+          <w:sz w:val="28"/>
+          <w:szCs w:val="28"/>
+        </w:rPr>
+        <w:t xml:space="preserve">PARTIE 1 — La structure conditionnelle SI / SINON</w:t>
+      </w:r>
+    </w:p>
+    <w:p>
+      <w:pPr>
+        <w:keepNext/>
+        <w:keepLines/>
+        <w:spacing w:after="96"/>
+      </w:pPr>
+      <w:r>
+        <w:rPr>
+          <w:rFonts w:ascii="Arial" w:cs="Arial" w:eastAsia="Arial" w:hAnsi="Arial"/>
+          <w:b/>
+          <w:bCs/>
+          <w:i w:val="false"/>
+          <w:iCs w:val="false"/>
+          <w:sz w:val="26"/>
+          <w:szCs w:val="26"/>
+        </w:rPr>
+        <w:t xml:space="preserve">➤ </w:t>
+      </w:r>
+      <w:r>
+        <w:rPr>
+          <w:rFonts w:ascii="Arial" w:cs="Arial" w:eastAsia="Arial" w:hAnsi="Arial"/>
+          <w:b w:val="false"/>
+          <w:bCs w:val="false"/>
+          <w:i w:val="false"/>
+          <w:iCs w:val="false"/>
+          <w:sz w:val="26"/>
+          <w:szCs w:val="26"/>
+        </w:rPr>
+        <w:t xml:space="preserve">Complète l'algorithme de l'évitement :</w:t>
+      </w:r>
+    </w:p>
+    <w:p>
+      <w:pPr>
+        <w:spacing w:after="80"/>
+        <w:jc w:val="center"/>
+      </w:pPr>
+      <w:r>
+        <w:rPr>
+          <w:rFonts w:ascii="Arial" w:cs="Arial" w:eastAsia="Arial" w:hAnsi="Arial"/>
+          <w:b/>
+          <w:bCs/>
+          <w:i w:val="false"/>
+          <w:iCs w:val="false"/>
+          <w:sz w:val="24"/>
+          <w:szCs w:val="24"/>
+        </w:rPr>
+        <w:t xml:space="preserve">RÉPÉTER INDÉFINIMENT :  SI distance mesurée &lt; ...... cm  ALORS [ reculer 0,5 s ; tourner à .......... ]  SINON [ .......... ]</w:t>
+      </w:r>
     </w:p>
     <w:tbl>
       <w:tblPr>
@@ -647,112 +547,9 @@
         <w:gridCol w:w="9360"/>
       </w:tblGrid>
       <w:tr>
-        <w:tc>
-          <w:tcPr>
-            <w:tcW w:type="dxa" w:w="9360"/>
-            <w:tcBorders>
-              <w:top w:val="single" w:color="000000" w:sz="6"/>
-              <w:left w:val="single" w:color="000000" w:sz="6"/>
-              <w:bottom w:val="single" w:color="000000" w:sz="6"/>
-              <w:right w:val="single" w:color="000000" w:sz="6"/>
-            </w:tcBorders>
-            <w:shd w:fill="D9D9D9" w:val="clear"/>
-            <w:tcMar>
-              <w:top w:type="dxa" w:w="40"/>
-              <w:left w:type="dxa" w:w="80"/>
-              <w:bottom w:type="dxa" w:w="40"/>
-              <w:right w:type="dxa" w:w="80"/>
-            </w:tcMar>
-            <w:vAlign w:val="center"/>
-          </w:tcPr>
-          <w:p>
-            <w:pPr>
-              <w:spacing w:after="0"/>
-            </w:pPr>
-            <w:r>
-              <w:rPr>
-                <w:rFonts w:ascii="Arial" w:cs="Arial" w:eastAsia="Arial" w:hAnsi="Arial"/>
-                <w:b/>
-                <w:bCs/>
-                <w:i w:val="false"/>
-                <w:iCs w:val="false"/>
-                <w:sz w:val="28"/>
-                <w:szCs w:val="28"/>
-              </w:rPr>
-              <w:t xml:space="preserve">PARTIE 1 — La structure conditionnelle SI / SINON</w:t>
-            </w:r>
-          </w:p>
-        </w:tc>
-      </w:tr>
-    </w:tbl>
-    <w:p>
-      <w:pPr>
-        <w:spacing w:after="64"/>
-      </w:pPr>
-    </w:p>
-    <w:p>
-      <w:pPr>
-        <w:spacing w:after="96"/>
-      </w:pPr>
-      <w:r>
-        <w:rPr>
-          <w:rFonts w:ascii="Arial" w:cs="Arial" w:eastAsia="Arial" w:hAnsi="Arial"/>
-          <w:b/>
-          <w:bCs/>
-          <w:i w:val="false"/>
-          <w:iCs w:val="false"/>
-          <w:sz w:val="26"/>
-          <w:szCs w:val="26"/>
-        </w:rPr>
-        <w:t xml:space="preserve">➤ </w:t>
-      </w:r>
-      <w:r>
-        <w:rPr>
-          <w:rFonts w:ascii="Arial" w:cs="Arial" w:eastAsia="Arial" w:hAnsi="Arial"/>
-          <w:b w:val="false"/>
-          <w:bCs w:val="false"/>
-          <w:i w:val="false"/>
-          <w:iCs w:val="false"/>
-          <w:sz w:val="26"/>
-          <w:szCs w:val="26"/>
-        </w:rPr>
-        <w:t xml:space="preserve">Complète l'algorithme de l'évitement :</w:t>
-      </w:r>
-    </w:p>
-    <w:p>
-      <w:pPr>
-        <w:spacing w:after="80"/>
-        <w:jc w:val="center"/>
-      </w:pPr>
-      <w:r>
-        <w:rPr>
-          <w:rFonts w:ascii="Arial" w:cs="Arial" w:eastAsia="Arial" w:hAnsi="Arial"/>
-          <w:b/>
-          <w:bCs/>
-          <w:i w:val="false"/>
-          <w:iCs w:val="false"/>
-          <w:sz w:val="24"/>
-          <w:szCs w:val="24"/>
-        </w:rPr>
-        <w:t xml:space="preserve">RÉPÉTER INDÉFINIMENT :  SI distance mesurée &lt; ...... cm  ALORS [ reculer 0,5 s ; tourner à .......... ]  SINON [ .......... ]</w:t>
-      </w:r>
-    </w:p>
-    <w:tbl>
-      <w:tblPr>
-        <w:tblW w:type="dxa" w:w="9360"/>
-        <w:tblBorders>
-          <w:top w:val="single" w:color="auto" w:sz="4"/>
-          <w:left w:val="single" w:color="auto" w:sz="4"/>
-          <w:bottom w:val="single" w:color="auto" w:sz="4"/>
-          <w:right w:val="single" w:color="auto" w:sz="4"/>
-          <w:insideH w:val="single" w:color="auto" w:sz="4"/>
-          <w:insideV w:val="single" w:color="auto" w:sz="4"/>
-        </w:tblBorders>
-      </w:tblPr>
-      <w:tblGrid>
-        <w:gridCol w:w="9360"/>
-      </w:tblGrid>
-      <w:tr>
+        <w:trPr>
+          <w:cantSplit/>
+        </w:trPr>
         <w:tc>
           <w:tcPr>
             <w:tcW w:type="dxa" w:w="9360"/>
@@ -772,6 +569,8 @@
           </w:tcPr>
           <w:p>
             <w:pPr>
+              <w:keepNext/>
+              <w:keepLines/>
               <w:spacing w:after="64"/>
             </w:pPr>
             <w:r>
@@ -789,6 +588,8 @@
           </w:p>
           <w:p>
             <w:pPr>
+              <w:keepNext/>
+              <w:keepLines/>
               <w:spacing w:after="80"/>
             </w:pPr>
             <w:r>
@@ -806,6 +607,8 @@
           </w:p>
           <w:p>
             <w:pPr>
+              <w:keepNext/>
+              <w:keepLines/>
               <w:spacing w:after="80"/>
             </w:pPr>
             <w:r>
@@ -826,67 +629,30 @@
     </w:tbl>
     <w:p>
       <w:pPr>
-        <w:spacing w:after="80"/>
-      </w:pPr>
-    </w:p>
-    <w:tbl>
-      <w:tblPr>
-        <w:tblW w:type="dxa" w:w="9360"/>
-        <w:tblBorders>
-          <w:top w:val="single" w:color="auto" w:sz="4"/>
-          <w:left w:val="single" w:color="auto" w:sz="4"/>
-          <w:bottom w:val="single" w:color="auto" w:sz="4"/>
-          <w:right w:val="single" w:color="auto" w:sz="4"/>
-          <w:insideH w:val="single" w:color="auto" w:sz="4"/>
-          <w:insideV w:val="single" w:color="auto" w:sz="4"/>
-        </w:tblBorders>
-      </w:tblPr>
-      <w:tblGrid>
-        <w:gridCol w:w="9360"/>
-      </w:tblGrid>
-      <w:tr>
-        <w:tc>
-          <w:tcPr>
-            <w:tcW w:type="dxa" w:w="9360"/>
-            <w:tcBorders>
-              <w:top w:val="single" w:color="000000" w:sz="6"/>
-              <w:left w:val="single" w:color="000000" w:sz="6"/>
-              <w:bottom w:val="single" w:color="000000" w:sz="6"/>
-              <w:right w:val="single" w:color="000000" w:sz="6"/>
-            </w:tcBorders>
-            <w:shd w:fill="D9D9D9" w:val="clear"/>
-            <w:tcMar>
-              <w:top w:type="dxa" w:w="40"/>
-              <w:left w:type="dxa" w:w="80"/>
-              <w:bottom w:type="dxa" w:w="40"/>
-              <w:right w:type="dxa" w:w="80"/>
-            </w:tcMar>
-            <w:vAlign w:val="center"/>
-          </w:tcPr>
-          <w:p>
-            <w:pPr>
-              <w:spacing w:after="0"/>
-            </w:pPr>
-            <w:r>
-              <w:rPr>
-                <w:rFonts w:ascii="Arial" w:cs="Arial" w:eastAsia="Arial" w:hAnsi="Arial"/>
-                <w:b/>
-                <w:bCs/>
-                <w:i w:val="false"/>
-                <w:iCs w:val="false"/>
-                <w:sz w:val="28"/>
-                <w:szCs w:val="28"/>
-              </w:rPr>
-              <w:t xml:space="preserve">PARTIE 2 — Atelier 1 : l'évitement d'obstacle  (rotation d'ateliers)</w:t>
-            </w:r>
-          </w:p>
-        </w:tc>
-      </w:tr>
-    </w:tbl>
-    <w:p>
-      <w:pPr>
-        <w:spacing w:after="64"/>
-      </w:pPr>
+        <w:keepNext/>
+        <w:keepLines/>
+        <w:pBdr>
+          <w:top w:val="single" w:color="000000" w:sz="6" w:space="4"/>
+          <w:left w:val="single" w:color="000000" w:sz="6" w:space="4"/>
+          <w:bottom w:val="single" w:color="000000" w:sz="6" w:space="4"/>
+          <w:right w:val="single" w:color="000000" w:sz="6" w:space="4"/>
+        </w:pBdr>
+        <w:shd w:val="clear" w:color="auto" w:fill="D9D9D9"/>
+        <w:spacing w:before="150" w:after="130"/>
+        <w:ind w:left="0" w:right="1106"/>
+      </w:pPr>
+      <w:r>
+        <w:rPr>
+          <w:rFonts w:ascii="Arial" w:cs="Arial" w:eastAsia="Arial" w:hAnsi="Arial"/>
+          <w:b/>
+          <w:bCs/>
+          <w:i w:val="false"/>
+          <w:iCs w:val="false"/>
+          <w:sz w:val="28"/>
+          <w:szCs w:val="28"/>
+        </w:rPr>
+        <w:t xml:space="preserve">PARTIE 2 — Atelier 1 : l'évitement d'obstacle  (rotation d'ateliers)</w:t>
+      </w:r>
     </w:p>
     <w:tbl>
       <w:tblPr>
@@ -905,6 +671,9 @@
         <w:gridCol w:w="8460"/>
       </w:tblGrid>
       <w:tr>
+        <w:trPr>
+          <w:cantSplit/>
+        </w:trPr>
         <w:tc>
           <w:tcPr>
             <w:tcW w:type="dxa" w:w="900"/>
@@ -925,6 +694,8 @@
           </w:tcPr>
           <w:p>
             <w:pPr>
+              <w:keepNext/>
+              <w:keepLines/>
               <w:spacing w:after="0"/>
             </w:pPr>
             <w:r>
@@ -961,6 +732,8 @@
           </w:tcPr>
           <w:p>
             <w:pPr>
+              <w:keepNext/>
+              <w:keepLines/>
               <w:spacing w:after="0"/>
             </w:pPr>
             <w:r>
@@ -979,6 +752,9 @@
         </w:tc>
       </w:tr>
       <w:tr>
+        <w:trPr>
+          <w:cantSplit/>
+        </w:trPr>
         <w:tc>
           <w:tcPr>
             <w:tcW w:type="dxa" w:w="900"/>
@@ -998,6 +774,8 @@
           </w:tcPr>
           <w:p>
             <w:pPr>
+              <w:keepNext/>
+              <w:keepLines/>
               <w:spacing w:after="0"/>
             </w:pPr>
             <w:r>
@@ -1033,6 +811,8 @@
           </w:tcPr>
           <w:p>
             <w:pPr>
+              <w:keepNext/>
+              <w:keepLines/>
               <w:spacing w:after="0"/>
             </w:pPr>
             <w:r>
@@ -1051,6 +831,9 @@
         </w:tc>
       </w:tr>
       <w:tr>
+        <w:trPr>
+          <w:cantSplit/>
+        </w:trPr>
         <w:tc>
           <w:tcPr>
             <w:tcW w:type="dxa" w:w="900"/>
@@ -1070,6 +853,8 @@
           </w:tcPr>
           <w:p>
             <w:pPr>
+              <w:keepNext/>
+              <w:keepLines/>
               <w:spacing w:after="0"/>
             </w:pPr>
             <w:r>
@@ -1105,6 +890,8 @@
           </w:tcPr>
           <w:p>
             <w:pPr>
+              <w:keepNext/>
+              <w:keepLines/>
               <w:spacing w:after="0"/>
             </w:pPr>
             <w:r>
@@ -1123,6 +910,9 @@
         </w:tc>
       </w:tr>
       <w:tr>
+        <w:trPr>
+          <w:cantSplit/>
+        </w:trPr>
         <w:tc>
           <w:tcPr>
             <w:tcW w:type="dxa" w:w="900"/>
@@ -1197,8 +987,149 @@
     </w:tbl>
     <w:p>
       <w:pPr>
+        <w:keepNext/>
+        <w:keepLines/>
+        <w:pBdr>
+          <w:top w:val="single" w:color="000000" w:sz="6" w:space="4"/>
+          <w:left w:val="single" w:color="000000" w:sz="6" w:space="4"/>
+          <w:bottom w:val="single" w:color="000000" w:sz="6" w:space="4"/>
+          <w:right w:val="single" w:color="000000" w:sz="6" w:space="4"/>
+        </w:pBdr>
+        <w:shd w:val="clear" w:color="auto" w:fill="D9D9D9"/>
+        <w:spacing w:before="150" w:after="130"/>
+        <w:ind w:left="0" w:right="1106"/>
+      </w:pPr>
+      <w:r>
+        <w:rPr>
+          <w:rFonts w:ascii="Arial" w:cs="Arial" w:eastAsia="Arial" w:hAnsi="Arial"/>
+          <w:b/>
+          <w:bCs/>
+          <w:i w:val="false"/>
+          <w:iCs w:val="false"/>
+          <w:sz w:val="28"/>
+          <w:szCs w:val="28"/>
+        </w:rPr>
+        <w:t xml:space="preserve">PARTIE 3 — Atelier 2 : le suiveur de ligne</w:t>
+      </w:r>
+    </w:p>
+    <w:p>
+      <w:pPr>
+        <w:keepNext/>
+        <w:keepLines/>
+        <w:spacing w:after="96"/>
+      </w:pPr>
+      <w:r>
+        <w:rPr>
+          <w:rFonts w:ascii="Arial" w:cs="Arial" w:eastAsia="Arial" w:hAnsi="Arial"/>
+          <w:b/>
+          <w:bCs/>
+          <w:i w:val="false"/>
+          <w:iCs w:val="false"/>
+          <w:sz w:val="26"/>
+          <w:szCs w:val="26"/>
+        </w:rPr>
+        <w:t xml:space="preserve">➤ </w:t>
+      </w:r>
+      <w:r>
+        <w:rPr>
+          <w:rFonts w:ascii="Arial" w:cs="Arial" w:eastAsia="Arial" w:hAnsi="Arial"/>
+          <w:b w:val="false"/>
+          <w:bCs w:val="false"/>
+          <w:i w:val="false"/>
+          <w:iCs w:val="false"/>
+          <w:sz w:val="26"/>
+          <w:szCs w:val="26"/>
+        </w:rPr>
+        <w:t xml:space="preserve">Le capteur sous le robot « voit » noir ou blanc (infrarouge). Complète puis teste sur la piste.</w:t>
+      </w:r>
+    </w:p>
+    <w:p>
+      <w:pPr>
         <w:spacing w:after="80"/>
-      </w:pPr>
+        <w:jc w:val="center"/>
+      </w:pPr>
+      <w:r>
+        <w:rPr>
+          <w:rFonts w:ascii="Arial" w:cs="Arial" w:eastAsia="Arial" w:hAnsi="Arial"/>
+          <w:b/>
+          <w:bCs/>
+          <w:i w:val="false"/>
+          <w:iCs w:val="false"/>
+          <w:sz w:val="24"/>
+          <w:szCs w:val="24"/>
+        </w:rPr>
+        <w:t xml:space="preserve">SI le capteur voit la ligne .......... ALORS avancer ; SINON tourner pour .......... la ligne.</w:t>
+      </w:r>
+    </w:p>
+    <w:p>
+      <w:pPr>
+        <w:spacing w:after="64"/>
+      </w:pPr>
+      <w:r>
+        <w:rPr>
+          <w:rFonts w:ascii="Arial" w:cs="Arial" w:eastAsia="Arial" w:hAnsi="Arial"/>
+          <w:b w:val="false"/>
+          <w:bCs w:val="false"/>
+          <w:i w:val="false"/>
+          <w:iCs w:val="false"/>
+          <w:sz w:val="26"/>
+          <w:szCs w:val="26"/>
+        </w:rPr>
+        <w:t xml:space="preserve">☐ </w:t>
+      </w:r>
+      <w:r>
+        <w:rPr>
+          <w:rFonts w:ascii="Arial" w:cs="Arial" w:eastAsia="Arial" w:hAnsi="Arial"/>
+          <w:b w:val="false"/>
+          <w:bCs w:val="false"/>
+          <w:i w:val="false"/>
+          <w:iCs w:val="false"/>
+          <w:sz w:val="26"/>
+          <w:szCs w:val="26"/>
+        </w:rPr>
+        <w:t xml:space="preserve">Mon robot suit la piste noire sans la perdre sur un tour complet ✋   </w:t>
+      </w:r>
+      <w:r>
+        <w:rPr>
+          <w:rFonts w:ascii="Arial" w:cs="Arial" w:eastAsia="Arial" w:hAnsi="Arial"/>
+          <w:b w:val="false"/>
+          <w:bCs w:val="false"/>
+          <w:i w:val="false"/>
+          <w:iCs w:val="false"/>
+          <w:sz w:val="26"/>
+          <w:szCs w:val="26"/>
+        </w:rPr>
+        <w:t xml:space="preserve">☐ </w:t>
+      </w:r>
+      <w:r>
+        <w:rPr>
+          <w:rFonts w:ascii="Arial" w:cs="Arial" w:eastAsia="Arial" w:hAnsi="Arial"/>
+          <w:b w:val="false"/>
+          <w:bCs w:val="false"/>
+          <w:i w:val="false"/>
+          <w:iCs w:val="false"/>
+          <w:sz w:val="26"/>
+          <w:szCs w:val="26"/>
+        </w:rPr>
+        <w:t xml:space="preserve">Programmes enregistrés : NOM_S6A03   </w:t>
+      </w:r>
+    </w:p>
+    <w:p>
+      <w:pPr>
+        <w:spacing w:after="64"/>
+      </w:pPr>
+      <w:r>
+        <w:rPr>
+          <w:rFonts w:ascii="Arial" w:cs="Arial" w:eastAsia="Arial" w:hAnsi="Arial"/>
+          <w:b w:val="false"/>
+          <w:bCs w:val="false"/>
+          <w:i w:val="false"/>
+          <w:iCs w:val="false"/>
+          <w:sz w:val="24"/>
+          <w:szCs w:val="24"/>
+        </w:rPr>
+        <w:t xml:space="preserve">3a. Évitement et suivi de ligne utilisent la MÊME structure. Laquelle ? ................................</w:t>
+      </w:r>
     </w:p>
     <w:tbl>
       <w:tblPr>
@@ -1216,182 +1147,9 @@
         <w:gridCol w:w="9360"/>
       </w:tblGrid>
       <w:tr>
-        <w:tc>
-          <w:tcPr>
-            <w:tcW w:type="dxa" w:w="9360"/>
-            <w:tcBorders>
-              <w:top w:val="single" w:color="000000" w:sz="6"/>
-              <w:left w:val="single" w:color="000000" w:sz="6"/>
-              <w:bottom w:val="single" w:color="000000" w:sz="6"/>
-              <w:right w:val="single" w:color="000000" w:sz="6"/>
-            </w:tcBorders>
-            <w:shd w:fill="D9D9D9" w:val="clear"/>
-            <w:tcMar>
-              <w:top w:type="dxa" w:w="40"/>
-              <w:left w:type="dxa" w:w="80"/>
-              <w:bottom w:type="dxa" w:w="40"/>
-              <w:right w:type="dxa" w:w="80"/>
-            </w:tcMar>
-            <w:vAlign w:val="center"/>
-          </w:tcPr>
-          <w:p>
-            <w:pPr>
-              <w:spacing w:after="0"/>
-            </w:pPr>
-            <w:r>
-              <w:rPr>
-                <w:rFonts w:ascii="Arial" w:cs="Arial" w:eastAsia="Arial" w:hAnsi="Arial"/>
-                <w:b/>
-                <w:bCs/>
-                <w:i w:val="false"/>
-                <w:iCs w:val="false"/>
-                <w:sz w:val="28"/>
-                <w:szCs w:val="28"/>
-              </w:rPr>
-              <w:t xml:space="preserve">PARTIE 3 — Atelier 2 : le suiveur de ligne</w:t>
-            </w:r>
-          </w:p>
-        </w:tc>
-      </w:tr>
-    </w:tbl>
-    <w:p>
-      <w:pPr>
-        <w:spacing w:after="64"/>
-      </w:pPr>
-    </w:p>
-    <w:p>
-      <w:pPr>
-        <w:spacing w:after="96"/>
-      </w:pPr>
-      <w:r>
-        <w:rPr>
-          <w:rFonts w:ascii="Arial" w:cs="Arial" w:eastAsia="Arial" w:hAnsi="Arial"/>
-          <w:b/>
-          <w:bCs/>
-          <w:i w:val="false"/>
-          <w:iCs w:val="false"/>
-          <w:sz w:val="26"/>
-          <w:szCs w:val="26"/>
-        </w:rPr>
-        <w:t xml:space="preserve">➤ </w:t>
-      </w:r>
-      <w:r>
-        <w:rPr>
-          <w:rFonts w:ascii="Arial" w:cs="Arial" w:eastAsia="Arial" w:hAnsi="Arial"/>
-          <w:b w:val="false"/>
-          <w:bCs w:val="false"/>
-          <w:i w:val="false"/>
-          <w:iCs w:val="false"/>
-          <w:sz w:val="26"/>
-          <w:szCs w:val="26"/>
-        </w:rPr>
-        <w:t xml:space="preserve">Le capteur sous le robot « voit » noir ou blanc (infrarouge). Complète puis teste sur la piste.</w:t>
-      </w:r>
-    </w:p>
-    <w:p>
-      <w:pPr>
-        <w:spacing w:after="80"/>
-        <w:jc w:val="center"/>
-      </w:pPr>
-      <w:r>
-        <w:rPr>
-          <w:rFonts w:ascii="Arial" w:cs="Arial" w:eastAsia="Arial" w:hAnsi="Arial"/>
-          <w:b/>
-          <w:bCs/>
-          <w:i w:val="false"/>
-          <w:iCs w:val="false"/>
-          <w:sz w:val="24"/>
-          <w:szCs w:val="24"/>
-        </w:rPr>
-        <w:t xml:space="preserve">SI le capteur voit la ligne .......... ALORS avancer ; SINON tourner pour .......... la ligne.</w:t>
-      </w:r>
-    </w:p>
-    <w:p>
-      <w:pPr>
-        <w:spacing w:after="64"/>
-      </w:pPr>
-      <w:r>
-        <w:rPr>
-          <w:rFonts w:ascii="Arial" w:cs="Arial" w:eastAsia="Arial" w:hAnsi="Arial"/>
-          <w:b w:val="false"/>
-          <w:bCs w:val="false"/>
-          <w:i w:val="false"/>
-          <w:iCs w:val="false"/>
-          <w:sz w:val="26"/>
-          <w:szCs w:val="26"/>
-        </w:rPr>
-        <w:t xml:space="preserve">☐ </w:t>
-      </w:r>
-      <w:r>
-        <w:rPr>
-          <w:rFonts w:ascii="Arial" w:cs="Arial" w:eastAsia="Arial" w:hAnsi="Arial"/>
-          <w:b w:val="false"/>
-          <w:bCs w:val="false"/>
-          <w:i w:val="false"/>
-          <w:iCs w:val="false"/>
-          <w:sz w:val="26"/>
-          <w:szCs w:val="26"/>
-        </w:rPr>
-        <w:t xml:space="preserve">Mon robot suit la piste noire sans la perdre sur un tour complet ✋   </w:t>
-      </w:r>
-      <w:r>
-        <w:rPr>
-          <w:rFonts w:ascii="Arial" w:cs="Arial" w:eastAsia="Arial" w:hAnsi="Arial"/>
-          <w:b w:val="false"/>
-          <w:bCs w:val="false"/>
-          <w:i w:val="false"/>
-          <w:iCs w:val="false"/>
-          <w:sz w:val="26"/>
-          <w:szCs w:val="26"/>
-        </w:rPr>
-        <w:t xml:space="preserve">☐ </w:t>
-      </w:r>
-      <w:r>
-        <w:rPr>
-          <w:rFonts w:ascii="Arial" w:cs="Arial" w:eastAsia="Arial" w:hAnsi="Arial"/>
-          <w:b w:val="false"/>
-          <w:bCs w:val="false"/>
-          <w:i w:val="false"/>
-          <w:iCs w:val="false"/>
-          <w:sz w:val="26"/>
-          <w:szCs w:val="26"/>
-        </w:rPr>
-        <w:t xml:space="preserve">Programmes enregistrés : NOM_S6A03   </w:t>
-      </w:r>
-    </w:p>
-    <w:p>
-      <w:pPr>
-        <w:spacing w:after="64"/>
-      </w:pPr>
-      <w:r>
-        <w:rPr>
-          <w:rFonts w:ascii="Arial" w:cs="Arial" w:eastAsia="Arial" w:hAnsi="Arial"/>
-          <w:b w:val="false"/>
-          <w:bCs w:val="false"/>
-          <w:i w:val="false"/>
-          <w:iCs w:val="false"/>
-          <w:sz w:val="24"/>
-          <w:szCs w:val="24"/>
-        </w:rPr>
-        <w:t xml:space="preserve">3a. Évitement et suivi de ligne utilisent la MÊME structure. Laquelle ? ................................</w:t>
-      </w:r>
-    </w:p>
-    <w:tbl>
-      <w:tblPr>
-        <w:tblW w:type="dxa" w:w="9360"/>
-        <w:tblBorders>
-          <w:top w:val="single" w:color="auto" w:sz="4"/>
-          <w:left w:val="single" w:color="auto" w:sz="4"/>
-          <w:bottom w:val="single" w:color="auto" w:sz="4"/>
-          <w:right w:val="single" w:color="auto" w:sz="4"/>
-          <w:insideH w:val="single" w:color="auto" w:sz="4"/>
-          <w:insideV w:val="single" w:color="auto" w:sz="4"/>
-        </w:tblBorders>
-      </w:tblPr>
-      <w:tblGrid>
-        <w:gridCol w:w="9360"/>
-      </w:tblGrid>
-      <w:tr>
+        <w:trPr>
+          <w:cantSplit/>
+        </w:trPr>
         <w:tc>
           <w:tcPr>
             <w:tcW w:type="dxa" w:w="9360"/>

--- a/public/2026/seq06/FICHE_S6-A03_Capteurs_4eme.docx
+++ b/public/2026/seq06/FICHE_S6-A03_Capteurs_4eme.docx
@@ -1129,6 +1129,689 @@
           <w:szCs w:val="24"/>
         </w:rPr>
         <w:t xml:space="preserve">3a. Évitement et suivi de ligne utilisent la MÊME structure. Laquelle ? ................................</w:t>
+      </w:r>
+    </w:p>
+    <w:p>
+      <w:pPr>
+        <w:keepNext/>
+        <w:keepLines/>
+        <w:pBdr>
+          <w:top w:val="single" w:color="000000" w:sz="6" w:space="4"/>
+          <w:left w:val="single" w:color="000000" w:sz="6" w:space="4"/>
+          <w:bottom w:val="single" w:color="000000" w:sz="6" w:space="4"/>
+          <w:right w:val="single" w:color="000000" w:sz="6" w:space="4"/>
+        </w:pBdr>
+        <w:shd w:val="clear" w:color="auto" w:fill="D9D9D9"/>
+        <w:spacing w:before="150" w:after="130"/>
+        <w:ind w:left="0" w:right="1106"/>
+      </w:pPr>
+      <w:r>
+        <w:rPr>
+          <w:rFonts w:ascii="Arial" w:cs="Arial" w:eastAsia="Arial" w:hAnsi="Arial"/>
+          <w:b/>
+          <w:bCs/>
+          <w:i w:val="false"/>
+          <w:iCs w:val="false"/>
+          <w:sz w:val="26"/>
+          <w:szCs w:val="26"/>
+        </w:rPr>
+        <w:t xml:space="preserve">PARTIE 4 — Le programme cassé  (dépannage)</w:t>
+      </w:r>
+    </w:p>
+    <w:p>
+      <w:pPr>
+        <w:keepNext/>
+        <w:keepLines/>
+        <w:spacing w:after="96"/>
+      </w:pPr>
+      <w:r>
+        <w:rPr>
+          <w:rFonts w:ascii="Arial" w:cs="Arial" w:eastAsia="Arial" w:hAnsi="Arial"/>
+          <w:b w:val="false"/>
+          <w:bCs w:val="false"/>
+          <w:i/>
+          <w:iCs/>
+          <w:sz w:val="24"/>
+          <w:szCs w:val="24"/>
+        </w:rPr>
+        <w:t xml:space="preserve">➤ Lis le programme ci-dessous SANS le modifier. Il est chargé dans le mBot de ton îlot.</w:t>
+      </w:r>
+    </w:p>
+    <w:p>
+      <w:pPr>
+        <w:spacing w:after="48" w:before="50"/>
+      </w:pPr>
+      <w:r>
+        <w:rPr>
+          <w:rFonts w:ascii="Arial" w:cs="Arial" w:eastAsia="Arial" w:hAnsi="Arial"/>
+          <w:b/>
+          <w:bCs/>
+          <w:i w:val="false"/>
+          <w:iCs w:val="false"/>
+          <w:sz w:val="24"/>
+          <w:szCs w:val="24"/>
+        </w:rPr>
+        <w:t xml:space="preserve">RÉPÉTER INDÉFINIMENT :   SI  distance mesurée  &gt;  10 cm   ALORS  [ reculer 0,5 s ; tourner à droite ]   SINON  [ avancer à 50 % ]</w:t>
+      </w:r>
+    </w:p>
+    <w:p>
+      <w:pPr>
+        <w:keepNext/>
+        <w:keepLines/>
+        <w:spacing w:after="96"/>
+      </w:pPr>
+      <w:r>
+        <w:rPr>
+          <w:rFonts w:ascii="Arial" w:cs="Arial" w:eastAsia="Arial" w:hAnsi="Arial"/>
+          <w:b w:val="false"/>
+          <w:bCs w:val="false"/>
+          <w:i/>
+          <w:iCs/>
+          <w:sz w:val="24"/>
+          <w:szCs w:val="24"/>
+        </w:rPr>
+        <w:t xml:space="preserve">➤ Coche ce que fait RÉELLEMENT ce programme. Ne coche pas ce qu'il devrait faire.</w:t>
+      </w:r>
+    </w:p>
+    <w:p>
+      <w:pPr>
+        <w:spacing w:after="48" w:before="50"/>
+      </w:pPr>
+      <w:r>
+        <w:rPr>
+          <w:rFonts w:ascii="Arial" w:cs="Arial" w:eastAsia="Arial" w:hAnsi="Arial"/>
+          <w:b w:val="false"/>
+          <w:bCs w:val="false"/>
+          <w:i w:val="false"/>
+          <w:iCs w:val="false"/>
+          <w:sz w:val="24"/>
+          <w:szCs w:val="24"/>
+        </w:rPr>
+        <w:t xml:space="preserve">Quand le robot est LOIN du mur (plus de 10 cm) :   ☐ il avance   ☐ il recule et tourne</w:t>
+      </w:r>
+    </w:p>
+    <w:p>
+      <w:pPr>
+        <w:spacing w:after="48" w:before="50"/>
+      </w:pPr>
+      <w:r>
+        <w:rPr>
+          <w:rFonts w:ascii="Arial" w:cs="Arial" w:eastAsia="Arial" w:hAnsi="Arial"/>
+          <w:b w:val="false"/>
+          <w:bCs w:val="false"/>
+          <w:i w:val="false"/>
+          <w:iCs w:val="false"/>
+          <w:sz w:val="24"/>
+          <w:szCs w:val="24"/>
+        </w:rPr>
+        <w:t xml:space="preserve">Quand le robot est PRÈS du mur (moins de 10 cm) :   ☐ il avance   ☐ il recule et tourne</w:t>
+      </w:r>
+    </w:p>
+    <w:p>
+      <w:pPr>
+        <w:keepNext/>
+        <w:keepLines/>
+        <w:spacing w:after="96"/>
+      </w:pPr>
+      <w:r>
+        <w:rPr>
+          <w:rFonts w:ascii="Arial" w:cs="Arial" w:eastAsia="Arial" w:hAnsi="Arial"/>
+          <w:b w:val="false"/>
+          <w:bCs w:val="false"/>
+          <w:i/>
+          <w:iCs/>
+          <w:sz w:val="24"/>
+          <w:szCs w:val="24"/>
+        </w:rPr>
+        <w:t xml:space="preserve">➤ Coche le comportement attendu d'un robot qui évite les obstacles.</w:t>
+      </w:r>
+    </w:p>
+    <w:p>
+      <w:pPr>
+        <w:spacing w:after="48" w:before="50"/>
+      </w:pPr>
+      <w:r>
+        <w:rPr>
+          <w:rFonts w:ascii="Arial" w:cs="Arial" w:eastAsia="Arial" w:hAnsi="Arial"/>
+          <w:b w:val="false"/>
+          <w:bCs w:val="false"/>
+          <w:i w:val="false"/>
+          <w:iCs w:val="false"/>
+          <w:sz w:val="24"/>
+          <w:szCs w:val="24"/>
+        </w:rPr>
+        <w:t xml:space="preserve">☐ il recule quand il est près du mur   ☐ il recule quand il est loin du mur</w:t>
+      </w:r>
+    </w:p>
+    <w:p>
+      <w:pPr>
+        <w:keepNext/>
+        <w:keepLines/>
+        <w:spacing w:after="96"/>
+      </w:pPr>
+      <w:r>
+        <w:rPr>
+          <w:rFonts w:ascii="Arial" w:cs="Arial" w:eastAsia="Arial" w:hAnsi="Arial"/>
+          <w:b w:val="false"/>
+          <w:bCs w:val="false"/>
+          <w:i/>
+          <w:iCs/>
+          <w:sz w:val="24"/>
+          <w:szCs w:val="24"/>
+        </w:rPr>
+        <w:t xml:space="preserve">➤ Coche l'écart entre les deux.</w:t>
+      </w:r>
+    </w:p>
+    <w:p>
+      <w:pPr>
+        <w:spacing w:after="48" w:before="50"/>
+      </w:pPr>
+      <w:r>
+        <w:rPr>
+          <w:rFonts w:ascii="Arial" w:cs="Arial" w:eastAsia="Arial" w:hAnsi="Arial"/>
+          <w:b w:val="false"/>
+          <w:bCs w:val="false"/>
+          <w:i w:val="false"/>
+          <w:iCs w:val="false"/>
+          <w:sz w:val="24"/>
+          <w:szCs w:val="24"/>
+        </w:rPr>
+        <w:t xml:space="preserve">Le robot fait :   ☐ exactement l'inverse de ce qu'on attend   ☐ la même chose que ce qu'on attend</w:t>
+      </w:r>
+    </w:p>
+    <w:p>
+      <w:pPr>
+        <w:keepNext/>
+        <w:keepLines/>
+        <w:spacing w:after="96"/>
+      </w:pPr>
+      <w:r>
+        <w:rPr>
+          <w:rFonts w:ascii="Arial" w:cs="Arial" w:eastAsia="Arial" w:hAnsi="Arial"/>
+          <w:b w:val="false"/>
+          <w:bCs w:val="false"/>
+          <w:i/>
+          <w:iCs/>
+          <w:sz w:val="24"/>
+          <w:szCs w:val="24"/>
+        </w:rPr>
+        <w:t xml:space="preserve">➤ Coche la cause du dysfonctionnement. Une seule est juste.</w:t>
+      </w:r>
+    </w:p>
+    <w:p>
+      <w:pPr>
+        <w:spacing w:after="48" w:before="50"/>
+      </w:pPr>
+      <w:r>
+        <w:rPr>
+          <w:rFonts w:ascii="Arial" w:cs="Arial" w:eastAsia="Arial" w:hAnsi="Arial"/>
+          <w:b w:val="false"/>
+          <w:bCs w:val="false"/>
+          <w:i w:val="false"/>
+          <w:iCs w:val="false"/>
+          <w:sz w:val="24"/>
+          <w:szCs w:val="24"/>
+        </w:rPr>
+        <w:t xml:space="preserve">☐ le capteur à ultrasons est débranché</w:t>
+      </w:r>
+    </w:p>
+    <w:p>
+      <w:pPr>
+        <w:spacing w:after="48" w:before="50"/>
+      </w:pPr>
+      <w:r>
+        <w:rPr>
+          <w:rFonts w:ascii="Arial" w:cs="Arial" w:eastAsia="Arial" w:hAnsi="Arial"/>
+          <w:b w:val="false"/>
+          <w:bCs w:val="false"/>
+          <w:i w:val="false"/>
+          <w:iCs w:val="false"/>
+          <w:sz w:val="24"/>
+          <w:szCs w:val="24"/>
+        </w:rPr>
+        <w:t xml:space="preserve">☐ la comparaison a été écrite à l'envers : &gt; au lieu de &lt;</w:t>
+      </w:r>
+    </w:p>
+    <w:p>
+      <w:pPr>
+        <w:spacing w:after="48" w:before="50"/>
+      </w:pPr>
+      <w:r>
+        <w:rPr>
+          <w:rFonts w:ascii="Arial" w:cs="Arial" w:eastAsia="Arial" w:hAnsi="Arial"/>
+          <w:b w:val="false"/>
+          <w:bCs w:val="false"/>
+          <w:i w:val="false"/>
+          <w:iCs w:val="false"/>
+          <w:sz w:val="24"/>
+          <w:szCs w:val="24"/>
+        </w:rPr>
+        <w:t xml:space="preserve">☐ la vitesse d'avance est trop grande</w:t>
+      </w:r>
+    </w:p>
+    <w:p>
+      <w:pPr>
+        <w:keepNext/>
+        <w:keepLines/>
+        <w:spacing w:after="96"/>
+      </w:pPr>
+      <w:r>
+        <w:rPr>
+          <w:rFonts w:ascii="Arial" w:cs="Arial" w:eastAsia="Arial" w:hAnsi="Arial"/>
+          <w:b w:val="false"/>
+          <w:bCs w:val="false"/>
+          <w:i/>
+          <w:iCs/>
+          <w:sz w:val="24"/>
+          <w:szCs w:val="24"/>
+        </w:rPr>
+        <w:t xml:space="preserve">➤ Écris la ligne corrigée, puis applique la correction dans mBlock et téléverse.</w:t>
+      </w:r>
+    </w:p>
+    <w:p>
+      <w:pPr>
+        <w:spacing w:after="48" w:before="50"/>
+      </w:pPr>
+      <w:r>
+        <w:rPr>
+          <w:rFonts w:ascii="Arial" w:cs="Arial" w:eastAsia="Arial" w:hAnsi="Arial"/>
+          <w:b w:val="false"/>
+          <w:bCs w:val="false"/>
+          <w:i w:val="false"/>
+          <w:iCs w:val="false"/>
+          <w:sz w:val="24"/>
+          <w:szCs w:val="24"/>
+        </w:rPr>
+        <w:t xml:space="preserve">SI  distance mesurée  ......  10 cm   ALORS  [ reculer 0,5 s ; tourner à droite ]   SINON  [ avancer à 50 % ]</w:t>
+      </w:r>
+    </w:p>
+    <w:tbl>
+      <w:tblPr>
+        <w:tblW w:type="dxa" w:w="9360"/>
+        <w:tblBorders>
+          <w:top w:val="single" w:color="auto" w:sz="4"/>
+          <w:left w:val="single" w:color="auto" w:sz="4"/>
+          <w:bottom w:val="single" w:color="auto" w:sz="4"/>
+          <w:right w:val="single" w:color="auto" w:sz="4"/>
+          <w:insideH w:val="single" w:color="auto" w:sz="4"/>
+          <w:insideV w:val="single" w:color="auto" w:sz="4"/>
+        </w:tblBorders>
+      </w:tblPr>
+      <w:tblGrid>
+        <w:gridCol w:w="1100"/>
+        <w:gridCol w:w="8260"/>
+      </w:tblGrid>
+      <w:tr>
+        <w:trPr>
+          <w:cantSplit/>
+        </w:trPr>
+        <w:tc>
+          <w:tcPr>
+            <w:tcW w:type="dxa" w:w="1100"/>
+            <w:tcBorders>
+              <w:top w:val="single" w:color="000000" w:sz="6"/>
+              <w:left w:val="single" w:color="000000" w:sz="6"/>
+              <w:bottom w:val="single" w:color="000000" w:sz="6"/>
+              <w:right w:val="single" w:color="000000" w:sz="6"/>
+            </w:tcBorders>
+            <w:shd w:fill="D9D9D9" w:val="clear"/>
+            <w:tcMar>
+              <w:top w:type="dxa" w:w="40"/>
+              <w:left w:type="dxa" w:w="80"/>
+              <w:bottom w:type="dxa" w:w="40"/>
+              <w:right w:type="dxa" w:w="80"/>
+            </w:tcMar>
+            <w:vAlign w:val="center"/>
+          </w:tcPr>
+          <w:p>
+            <w:pPr>
+              <w:keepNext/>
+              <w:keepLines/>
+              <w:spacing w:after="0"/>
+            </w:pPr>
+            <w:r>
+              <w:rPr>
+                <w:rFonts w:ascii="Arial" w:cs="Arial" w:eastAsia="Arial" w:hAnsi="Arial"/>
+                <w:b/>
+                <w:bCs/>
+                <w:i w:val="false"/>
+                <w:iCs w:val="false"/>
+                <w:sz w:val="24"/>
+                <w:szCs w:val="24"/>
+              </w:rPr>
+              <w:t xml:space="preserve">Fait</w:t>
+            </w:r>
+          </w:p>
+        </w:tc>
+        <w:tc>
+          <w:tcPr>
+            <w:tcW w:type="dxa" w:w="8260"/>
+            <w:tcBorders>
+              <w:top w:val="single" w:color="000000" w:sz="6"/>
+              <w:left w:val="single" w:color="000000" w:sz="6"/>
+              <w:bottom w:val="single" w:color="000000" w:sz="6"/>
+              <w:right w:val="single" w:color="000000" w:sz="6"/>
+            </w:tcBorders>
+            <w:shd w:fill="D9D9D9" w:val="clear"/>
+            <w:tcMar>
+              <w:top w:type="dxa" w:w="40"/>
+              <w:left w:type="dxa" w:w="80"/>
+              <w:bottom w:type="dxa" w:w="40"/>
+              <w:right w:type="dxa" w:w="80"/>
+            </w:tcMar>
+            <w:vAlign w:val="center"/>
+          </w:tcPr>
+          <w:p>
+            <w:pPr>
+              <w:keepNext/>
+              <w:keepLines/>
+              <w:spacing w:after="0"/>
+            </w:pPr>
+            <w:r>
+              <w:rPr>
+                <w:rFonts w:ascii="Arial" w:cs="Arial" w:eastAsia="Arial" w:hAnsi="Arial"/>
+                <w:b/>
+                <w:bCs/>
+                <w:i w:val="false"/>
+                <w:iCs w:val="false"/>
+                <w:sz w:val="24"/>
+                <w:szCs w:val="24"/>
+              </w:rPr>
+              <w:t xml:space="preserve">Contrôle</w:t>
+            </w:r>
+          </w:p>
+        </w:tc>
+      </w:tr>
+      <w:tr>
+        <w:trPr>
+          <w:cantSplit/>
+        </w:trPr>
+        <w:tc>
+          <w:tcPr>
+            <w:tcW w:type="dxa" w:w="1100"/>
+            <w:tcBorders>
+              <w:top w:val="single" w:color="000000" w:sz="6"/>
+              <w:left w:val="single" w:color="000000" w:sz="6"/>
+              <w:bottom w:val="single" w:color="000000" w:sz="6"/>
+              <w:right w:val="single" w:color="000000" w:sz="6"/>
+            </w:tcBorders>
+            <w:tcMar>
+              <w:top w:type="dxa" w:w="40"/>
+              <w:left w:type="dxa" w:w="80"/>
+              <w:bottom w:type="dxa" w:w="40"/>
+              <w:right w:type="dxa" w:w="80"/>
+            </w:tcMar>
+            <w:vAlign w:val="top"/>
+          </w:tcPr>
+          <w:p>
+            <w:pPr>
+              <w:keepNext/>
+              <w:keepLines/>
+              <w:spacing w:after="0"/>
+            </w:pPr>
+            <w:r>
+              <w:rPr>
+                <w:rFonts w:ascii="Arial" w:cs="Arial" w:eastAsia="Arial" w:hAnsi="Arial"/>
+                <w:b w:val="false"/>
+                <w:bCs w:val="false"/>
+                <w:i w:val="false"/>
+                <w:iCs w:val="false"/>
+                <w:sz w:val="24"/>
+                <w:szCs w:val="24"/>
+              </w:rPr>
+              <w:t xml:space="preserve">☐</w:t>
+            </w:r>
+          </w:p>
+        </w:tc>
+        <w:tc>
+          <w:tcPr>
+            <w:tcW w:type="dxa" w:w="8260"/>
+            <w:tcBorders>
+              <w:top w:val="single" w:color="000000" w:sz="6"/>
+              <w:left w:val="single" w:color="000000" w:sz="6"/>
+              <w:bottom w:val="single" w:color="000000" w:sz="6"/>
+              <w:right w:val="single" w:color="000000" w:sz="6"/>
+            </w:tcBorders>
+            <w:tcMar>
+              <w:top w:type="dxa" w:w="40"/>
+              <w:left w:type="dxa" w:w="80"/>
+              <w:bottom w:type="dxa" w:w="40"/>
+              <w:right w:type="dxa" w:w="80"/>
+            </w:tcMar>
+            <w:vAlign w:val="top"/>
+          </w:tcPr>
+          <w:p>
+            <w:pPr>
+              <w:keepNext/>
+              <w:keepLines/>
+              <w:spacing w:after="0"/>
+            </w:pPr>
+            <w:r>
+              <w:rPr>
+                <w:rFonts w:ascii="Arial" w:cs="Arial" w:eastAsia="Arial" w:hAnsi="Arial"/>
+                <w:b w:val="false"/>
+                <w:bCs w:val="false"/>
+                <w:i w:val="false"/>
+                <w:iCs w:val="false"/>
+                <w:sz w:val="24"/>
+                <w:szCs w:val="24"/>
+              </w:rPr>
+              <w:t xml:space="preserve">1. J'ai corrigé la comparaison dans mBlock et téléversé.</w:t>
+            </w:r>
+          </w:p>
+        </w:tc>
+      </w:tr>
+      <w:tr>
+        <w:trPr>
+          <w:cantSplit/>
+        </w:trPr>
+        <w:tc>
+          <w:tcPr>
+            <w:tcW w:type="dxa" w:w="1100"/>
+            <w:tcBorders>
+              <w:top w:val="single" w:color="000000" w:sz="6"/>
+              <w:left w:val="single" w:color="000000" w:sz="6"/>
+              <w:bottom w:val="single" w:color="000000" w:sz="6"/>
+              <w:right w:val="single" w:color="000000" w:sz="6"/>
+            </w:tcBorders>
+            <w:tcMar>
+              <w:top w:type="dxa" w:w="40"/>
+              <w:left w:type="dxa" w:w="80"/>
+              <w:bottom w:type="dxa" w:w="40"/>
+              <w:right w:type="dxa" w:w="80"/>
+            </w:tcMar>
+            <w:vAlign w:val="top"/>
+          </w:tcPr>
+          <w:p>
+            <w:pPr>
+              <w:keepNext/>
+              <w:keepLines/>
+              <w:spacing w:after="0"/>
+            </w:pPr>
+            <w:r>
+              <w:rPr>
+                <w:rFonts w:ascii="Arial" w:cs="Arial" w:eastAsia="Arial" w:hAnsi="Arial"/>
+                <w:b w:val="false"/>
+                <w:bCs w:val="false"/>
+                <w:i w:val="false"/>
+                <w:iCs w:val="false"/>
+                <w:sz w:val="24"/>
+                <w:szCs w:val="24"/>
+              </w:rPr>
+              <w:t xml:space="preserve">☐</w:t>
+            </w:r>
+          </w:p>
+        </w:tc>
+        <w:tc>
+          <w:tcPr>
+            <w:tcW w:type="dxa" w:w="8260"/>
+            <w:tcBorders>
+              <w:top w:val="single" w:color="000000" w:sz="6"/>
+              <w:left w:val="single" w:color="000000" w:sz="6"/>
+              <w:bottom w:val="single" w:color="000000" w:sz="6"/>
+              <w:right w:val="single" w:color="000000" w:sz="6"/>
+            </w:tcBorders>
+            <w:tcMar>
+              <w:top w:type="dxa" w:w="40"/>
+              <w:left w:type="dxa" w:w="80"/>
+              <w:bottom w:type="dxa" w:w="40"/>
+              <w:right w:type="dxa" w:w="80"/>
+            </w:tcMar>
+            <w:vAlign w:val="top"/>
+          </w:tcPr>
+          <w:p>
+            <w:pPr>
+              <w:keepNext/>
+              <w:keepLines/>
+              <w:spacing w:after="0"/>
+            </w:pPr>
+            <w:r>
+              <w:rPr>
+                <w:rFonts w:ascii="Arial" w:cs="Arial" w:eastAsia="Arial" w:hAnsi="Arial"/>
+                <w:b w:val="false"/>
+                <w:bCs w:val="false"/>
+                <w:i w:val="false"/>
+                <w:iCs w:val="false"/>
+                <w:sz w:val="24"/>
+                <w:szCs w:val="24"/>
+              </w:rPr>
+              <w:t xml:space="preserve">2. Posé face au mur, le robot recule AVANT de le toucher.</w:t>
+            </w:r>
+          </w:p>
+        </w:tc>
+      </w:tr>
+      <w:tr>
+        <w:trPr>
+          <w:cantSplit/>
+        </w:trPr>
+        <w:tc>
+          <w:tcPr>
+            <w:tcW w:type="dxa" w:w="1100"/>
+            <w:tcBorders>
+              <w:top w:val="single" w:color="000000" w:sz="6"/>
+              <w:left w:val="single" w:color="000000" w:sz="6"/>
+              <w:bottom w:val="single" w:color="000000" w:sz="6"/>
+              <w:right w:val="single" w:color="000000" w:sz="6"/>
+            </w:tcBorders>
+            <w:tcMar>
+              <w:top w:type="dxa" w:w="40"/>
+              <w:left w:type="dxa" w:w="80"/>
+              <w:bottom w:type="dxa" w:w="40"/>
+              <w:right w:type="dxa" w:w="80"/>
+            </w:tcMar>
+            <w:vAlign w:val="top"/>
+          </w:tcPr>
+          <w:p>
+            <w:pPr>
+              <w:spacing w:after="0"/>
+            </w:pPr>
+            <w:r>
+              <w:rPr>
+                <w:rFonts w:ascii="Arial" w:cs="Arial" w:eastAsia="Arial" w:hAnsi="Arial"/>
+                <w:b w:val="false"/>
+                <w:bCs w:val="false"/>
+                <w:i w:val="false"/>
+                <w:iCs w:val="false"/>
+                <w:sz w:val="24"/>
+                <w:szCs w:val="24"/>
+              </w:rPr>
+              <w:t xml:space="preserve">☐</w:t>
+            </w:r>
+          </w:p>
+        </w:tc>
+        <w:tc>
+          <w:tcPr>
+            <w:tcW w:type="dxa" w:w="8260"/>
+            <w:tcBorders>
+              <w:top w:val="single" w:color="000000" w:sz="6"/>
+              <w:left w:val="single" w:color="000000" w:sz="6"/>
+              <w:bottom w:val="single" w:color="000000" w:sz="6"/>
+              <w:right w:val="single" w:color="000000" w:sz="6"/>
+            </w:tcBorders>
+            <w:tcMar>
+              <w:top w:type="dxa" w:w="40"/>
+              <w:left w:type="dxa" w:w="80"/>
+              <w:bottom w:type="dxa" w:w="40"/>
+              <w:right w:type="dxa" w:w="80"/>
+            </w:tcMar>
+            <w:vAlign w:val="top"/>
+          </w:tcPr>
+          <w:p>
+            <w:pPr>
+              <w:spacing w:after="0"/>
+            </w:pPr>
+            <w:r>
+              <w:rPr>
+                <w:rFonts w:ascii="Arial" w:cs="Arial" w:eastAsia="Arial" w:hAnsi="Arial"/>
+                <w:b w:val="false"/>
+                <w:bCs w:val="false"/>
+                <w:i w:val="false"/>
+                <w:iCs w:val="false"/>
+                <w:sz w:val="24"/>
+                <w:szCs w:val="24"/>
+              </w:rPr>
+              <w:t xml:space="preserve">3. J'ai relevé la distance réelle à laquelle il réagit : ............ cm.</w:t>
+            </w:r>
+          </w:p>
+        </w:tc>
+      </w:tr>
+    </w:tbl>
+    <w:p>
+      <w:pPr>
+        <w:spacing w:after="60"/>
+      </w:pPr>
+    </w:p>
+    <w:p>
+      <w:pPr>
+        <w:keepNext/>
+        <w:keepLines/>
+        <w:spacing w:after="96"/>
+      </w:pPr>
+      <w:r>
+        <w:rPr>
+          <w:rFonts w:ascii="Arial" w:cs="Arial" w:eastAsia="Arial" w:hAnsi="Arial"/>
+          <w:b w:val="false"/>
+          <w:bCs w:val="false"/>
+          <w:i/>
+          <w:iCs/>
+          <w:sz w:val="24"/>
+          <w:szCs w:val="24"/>
+        </w:rPr>
+        <w:t xml:space="preserve">➤ Complète la phrase. C'est la seule phrase à rédiger de cette partie.</w:t>
+      </w:r>
+    </w:p>
+    <w:p>
+      <w:pPr>
+        <w:spacing w:after="48" w:before="50"/>
+      </w:pPr>
+      <w:r>
+        <w:rPr>
+          <w:rFonts w:ascii="Arial" w:cs="Arial" w:eastAsia="Arial" w:hAnsi="Arial"/>
+          <w:b w:val="false"/>
+          <w:bCs w:val="false"/>
+          <w:i w:val="false"/>
+          <w:iCs w:val="false"/>
+          <w:sz w:val="24"/>
+          <w:szCs w:val="24"/>
+        </w:rPr>
+        <w:t xml:space="preserve">Un seul signe changé suffisait à tout inverser, parce que la condition ............................................</w:t>
+      </w:r>
+    </w:p>
+    <w:p>
+      <w:pPr>
+        <w:spacing w:after="128"/>
+      </w:pPr>
+      <w:r>
+        <w:rPr>
+          <w:rFonts w:ascii="Arial" w:cs="Arial" w:eastAsia="Arial" w:hAnsi="Arial"/>
+          <w:b w:val="false"/>
+          <w:bCs w:val="false"/>
+          <w:i w:val="false"/>
+          <w:iCs w:val="false"/>
+          <w:sz w:val="24"/>
+          <w:szCs w:val="24"/>
+        </w:rPr>
+        <w:t xml:space="preserve">..............................................................................</w:t>
       </w:r>
     </w:p>
     <w:tbl>

--- a/public/2026/seq06/FICHE_S6-A03_Capteurs_4eme.docx
+++ b/public/2026/seq06/FICHE_S6-A03_Capteurs_4eme.docx
@@ -211,32 +211,6 @@
                 <w:szCs w:val="15"/>
               </w:rPr>
               <w:t xml:space="preserve">ACTIVITÉ N°03</w:t>
-            </w:r>
-          </w:p>
-          <w:p>
-            <w:pPr>
-              <w:spacing w:after="0"/>
-            </w:pPr>
-            <w:r>
-              <w:rPr>
-                <w:rFonts w:ascii="Arial" w:cs="Arial" w:eastAsia="Arial" w:hAnsi="Arial"/>
-                <w:sz w:val="14"/>
-                <w:szCs w:val="14"/>
-              </w:rPr>
-              <w:t xml:space="preserve">NOM : ..............................</w:t>
-            </w:r>
-          </w:p>
-          <w:p>
-            <w:pPr>
-              <w:spacing w:after="0"/>
-            </w:pPr>
-            <w:r>
-              <w:rPr>
-                <w:rFonts w:ascii="Arial" w:cs="Arial" w:eastAsia="Arial" w:hAnsi="Arial"/>
-                <w:sz w:val="14"/>
-                <w:szCs w:val="14"/>
-              </w:rPr>
-              <w:t xml:space="preserve">PRÉNOM : .........................</w:t>
             </w:r>
           </w:p>
         </w:tc>

--- a/public/2026/seq06/FICHE_S6-A03_Capteurs_4eme.docx
+++ b/public/2026/seq06/FICHE_S6-A03_Capteurs_4eme.docx
@@ -564,7 +564,7 @@
             <w:pPr>
               <w:keepNext/>
               <w:keepLines/>
-              <w:spacing w:after="80"/>
+              <w:spacing w:after="230"/>
             </w:pPr>
             <w:r>
               <w:rPr>
@@ -576,14 +576,14 @@
                 <w:sz w:val="24"/>
                 <w:szCs w:val="24"/>
               </w:rPr>
-              <w:t xml:space="preserve">.........................................................................</w:t>
+              <w:t xml:space="preserve">......................................................................................................................................................</w:t>
             </w:r>
           </w:p>
           <w:p>
             <w:pPr>
               <w:keepNext/>
               <w:keepLines/>
-              <w:spacing w:after="80"/>
+              <w:spacing w:after="230"/>
             </w:pPr>
             <w:r>
               <w:rPr>
@@ -595,7 +595,7 @@
                 <w:sz w:val="24"/>
                 <w:szCs w:val="24"/>
               </w:rPr>
-              <w:t xml:space="preserve">.........................................................................</w:t>
+              <w:t xml:space="preserve">......................................................................................................................................................</w:t>
             </w:r>
           </w:p>
         </w:tc>
@@ -1090,7 +1090,7 @@
     </w:p>
     <w:p>
       <w:pPr>
-        <w:spacing w:after="64"/>
+        <w:spacing w:after="230"/>
       </w:pPr>
       <w:r>
         <w:rPr>
@@ -1102,7 +1102,7 @@
           <w:sz w:val="24"/>
           <w:szCs w:val="24"/>
         </w:rPr>
-        <w:t xml:space="preserve">3a. Évitement et suivi de ligne utilisent la MÊME structure. Laquelle ? ................................</w:t>
+        <w:t xml:space="preserve">3a. Évitement et suivi de ligne utilisent la MÊME structure. Laquelle ? .......................................</w:t>
       </w:r>
     </w:p>
     <w:p>
@@ -1756,7 +1756,7 @@
     </w:p>
     <w:p>
       <w:pPr>
-        <w:spacing w:after="48" w:before="50"/>
+        <w:spacing w:after="230" w:before="50"/>
       </w:pPr>
       <w:r>
         <w:rPr>
@@ -1768,12 +1768,12 @@
           <w:sz w:val="24"/>
           <w:szCs w:val="24"/>
         </w:rPr>
-        <w:t xml:space="preserve">Un seul signe changé suffisait à tout inverser, parce que la condition ............................................</w:t>
-      </w:r>
-    </w:p>
-    <w:p>
-      <w:pPr>
-        <w:spacing w:after="128"/>
+        <w:t xml:space="preserve">Un seul signe changé suffisait à tout inverser, parce que la condition .........................................</w:t>
+      </w:r>
+    </w:p>
+    <w:p>
+      <w:pPr>
+        <w:spacing w:after="230"/>
       </w:pPr>
       <w:r>
         <w:rPr>
@@ -1785,7 +1785,7 @@
           <w:sz w:val="24"/>
           <w:szCs w:val="24"/>
         </w:rPr>
-        <w:t xml:space="preserve">..............................................................................</w:t>
+        <w:t xml:space="preserve">......................................................................................................................................................</w:t>
       </w:r>
     </w:p>
     <w:tbl>

--- a/public/2026/seq06/FICHE_S6-A03_Capteurs_4eme.docx
+++ b/public/2026/seq06/FICHE_S6-A03_Capteurs_4eme.docx
@@ -348,6 +348,30 @@
     <w:p>
       <w:pPr>
         <w:keepNext/>
+        <w:spacing w:after="128"/>
+      </w:pPr>
+      <w:r>
+        <w:rPr>
+          <w:rFonts w:ascii="Arial" w:cs="Arial" w:eastAsia="Arial" w:hAnsi="Arial"/>
+          <w:sz w:val="24"/>
+          <w:szCs w:val="24"/>
+          <w:b/>
+          <w:bCs/>
+        </w:rPr>
+        <w:t xml:space="preserve">OBJECTIF — </w:t>
+      </w:r>
+      <w:r>
+        <w:rPr>
+          <w:rFonts w:ascii="Arial" w:cs="Arial" w:eastAsia="Arial" w:hAnsi="Arial"/>
+          <w:sz w:val="24"/>
+          <w:szCs w:val="24"/>
+        </w:rPr>
+        <w:t xml:space="preserve">Tu sauras programmer un SI/ALORS/SINON avec un capteur, et réparer un programme.</w:t>
+      </w:r>
+    </w:p>
+    <w:p>
+      <w:pPr>
+        <w:keepNext/>
         <w:keepLines/>
         <w:spacing w:after="128"/>
       </w:pPr>
@@ -576,7 +600,7 @@
                 <w:sz w:val="24"/>
                 <w:szCs w:val="24"/>
               </w:rPr>
-              <w:t xml:space="preserve">......................................................................................................................................................</w:t>
+              <w:t xml:space="preserve">...................................................................................................................................</w:t>
             </w:r>
           </w:p>
           <w:p>
@@ -595,7 +619,7 @@
                 <w:sz w:val="24"/>
                 <w:szCs w:val="24"/>
               </w:rPr>
-              <w:t xml:space="preserve">......................................................................................................................................................</w:t>
+              <w:t xml:space="preserve">...................................................................................................................................</w:t>
             </w:r>
           </w:p>
         </w:tc>

--- a/public/2026/seq06/FICHE_S6-A03_Capteurs_4eme.docx
+++ b/public/2026/seq06/FICHE_S6-A03_Capteurs_4eme.docx
@@ -453,6 +453,98 @@
         </w:tc>
       </w:tr>
     </w:tbl>
+    <w:p>
+      <w:pPr>
+        <w:keepNext/>
+        <w:pBdr>
+          <w:top w:val="single" w:sz="6" w:space="2" w:color="D9D9D9"/>
+          <w:left w:val="single" w:sz="6" w:space="2" w:color="D9D9D9"/>
+          <w:bottom w:val="single" w:sz="6" w:space="2" w:color="D9D9D9"/>
+          <w:right w:val="single" w:sz="6" w:space="2" w:color="D9D9D9"/>
+        </w:pBdr>
+        <w:shd w:val="clear" w:color="auto" w:fill="F2F2F2"/>
+        <w:spacing w:before="80" w:after="0"/>
+        <w:ind w:left="60" w:right="60"/>
+      </w:pPr>
+      <w:r>
+        <w:rPr>
+          <w:rFonts w:ascii="Arial" w:cs="Arial" w:eastAsia="Arial" w:hAnsi="Arial"/>
+          <w:b/>
+          <w:bCs/>
+          <w:sz w:val="24"/>
+          <w:szCs w:val="24"/>
+        </w:rPr>
+        <w:t xml:space="preserve">RESSOURCE 1 — Capteurs, actionneurs, interface</w:t>
+      </w:r>
+      <w:r>
+        <w:rPr>
+          <w:rFonts w:ascii="Arial" w:cs="Arial" w:eastAsia="Arial" w:hAnsi="Arial"/>
+          <w:sz w:val="24"/>
+          <w:szCs w:val="24"/>
+        </w:rPr>
+        <w:t xml:space="preserve"> · Techno-Flash · rien à installer</w:t>
+      </w:r>
+      <w:r>
+        <w:rPr>
+          <w:rFonts w:ascii="Arial" w:cs="Arial" w:eastAsia="Arial" w:hAnsi="Arial"/>
+        </w:rPr>
+        <w:br/>
+      </w:r>
+      <w:r>
+        <w:rPr>
+          <w:rFonts w:ascii="Arial" w:cs="Arial" w:eastAsia="Arial" w:hAnsi="Arial"/>
+          <w:sz w:val="22"/>
+          <w:szCs w:val="22"/>
+        </w:rPr>
+        <w:t xml:space="preserve">→ techno-flash.com/animations/CAIkf46es/capteurs_actionneurs_interface.html</w:t>
+      </w:r>
+    </w:p>
+    <w:p>
+      <w:pPr>
+        <w:keepNext/>
+        <w:pBdr>
+          <w:top w:val="single" w:sz="6" w:space="2" w:color="D9D9D9"/>
+          <w:left w:val="single" w:sz="6" w:space="2" w:color="D9D9D9"/>
+          <w:bottom w:val="single" w:sz="6" w:space="2" w:color="D9D9D9"/>
+          <w:right w:val="single" w:sz="6" w:space="2" w:color="D9D9D9"/>
+        </w:pBdr>
+        <w:shd w:val="clear" w:color="auto" w:fill="F2F2F2"/>
+        <w:spacing w:before="0" w:after="120"/>
+        <w:ind w:left="60" w:right="60"/>
+      </w:pPr>
+      <w:r>
+        <w:rPr>
+          <w:rFonts w:ascii="Arial" w:cs="Arial" w:eastAsia="Arial" w:hAnsi="Arial"/>
+          <w:b/>
+          <w:bCs/>
+          <w:sz w:val="24"/>
+          <w:szCs w:val="24"/>
+        </w:rPr>
+        <w:t xml:space="preserve">RESSOURCE 2 — mBlock</w:t>
+      </w:r>
+      <w:r>
+        <w:rPr>
+          <w:rFonts w:ascii="Arial" w:cs="Arial" w:eastAsia="Arial" w:hAnsi="Arial"/>
+          <w:sz w:val="24"/>
+          <w:szCs w:val="24"/>
+        </w:rPr>
+        <w:t xml:space="preserve"> · Makeblock · rien à installer</w:t>
+      </w:r>
+      <w:r>
+        <w:rPr>
+          <w:rFonts w:ascii="Arial" w:cs="Arial" w:eastAsia="Arial" w:hAnsi="Arial"/>
+        </w:rPr>
+        <w:br/>
+      </w:r>
+      <w:r>
+        <w:rPr>
+          <w:rFonts w:ascii="Arial" w:cs="Arial" w:eastAsia="Arial" w:hAnsi="Arial"/>
+          <w:sz w:val="22"/>
+          <w:szCs w:val="22"/>
+        </w:rPr>
+        <w:t xml:space="preserve">→ ide.mblock.cc</w:t>
+      </w:r>
+    </w:p>
     <w:p>
       <w:pPr>
         <w:keepNext/>
